--- a/IT475 Project.docx
+++ b/IT475 Project.docx
@@ -1,6 +1,6 @@
 
 <file path=word/document.xml><?xml version="1.0" encoding="utf-8"?>
-<w:document xmlns:wpc="http://schemas.microsoft.com/office/word/2010/wordprocessingCanvas" xmlns:cx="http://schemas.microsoft.com/office/drawing/2014/chartex" xmlns:cx1="http://schemas.microsoft.com/office/drawing/2015/9/8/chartex" xmlns:cx2="http://schemas.microsoft.com/office/drawing/2015/10/21/chartex" xmlns:cx3="http://schemas.microsoft.com/office/drawing/2016/5/9/chartex" xmlns:cx4="http://schemas.microsoft.com/office/drawing/2016/5/10/chartex" xmlns:cx5="http://schemas.microsoft.com/office/drawing/2016/5/11/chartex" xmlns:cx6="http://schemas.microsoft.com/office/drawing/2016/5/12/chartex" xmlns:cx7="http://schemas.microsoft.com/office/drawing/2016/5/13/chartex" xmlns:cx8="http://schemas.microsoft.com/office/drawing/2016/5/14/chartex" xmlns:mc="http://schemas.openxmlformats.org/markup-compatibility/2006" xmlns:aink="http://schemas.microsoft.com/office/drawing/2016/ink" xmlns:am3d="http://schemas.microsoft.com/office/drawing/2017/model3d" xmlns:o="urn:schemas-microsoft-com:office:office" xmlns:oel="http://schemas.microsoft.com/office/2019/extlst" xmlns:r="http://schemas.openxmlformats.org/officeDocument/2006/relationships" xmlns:m="http://schemas.openxmlformats.org/officeDocument/2006/math" xmlns:v="urn:schemas-microsoft-com:vml" xmlns:wp14="http://schemas.microsoft.com/office/word/2010/wordprocessingDrawing" xmlns:wp="http://schemas.openxmlformats.org/drawingml/2006/wordprocessingDrawing" xmlns:w10="urn:schemas-microsoft-com:office:word" xmlns:w="http://schemas.openxmlformats.org/wordprocessingml/2006/main" xmlns:w14="http://schemas.microsoft.com/office/word/2010/wordml" xmlns:w15="http://schemas.microsoft.com/office/word/2012/wordml" xmlns:w16cex="http://schemas.microsoft.com/office/word/2018/wordml/cex" xmlns:w16cid="http://schemas.microsoft.com/office/word/2016/wordml/cid" xmlns:w16="http://schemas.microsoft.com/office/word/2018/wordml" xmlns:w16du="http://schemas.microsoft.com/office/word/2023/wordml/word16du" xmlns:w16sdtdh="http://schemas.microsoft.com/office/word/2020/wordml/sdtdatahash" xmlns:w16sdtfl="http://schemas.microsoft.com/office/word/2024/wordml/sdtformatlock" xmlns:w16se="http://schemas.microsoft.com/office/word/2015/wordml/symex" xmlns:wpg="http://schemas.microsoft.com/office/word/2010/wordprocessingGroup" xmlns:wpi="http://schemas.microsoft.com/office/word/2010/wordprocessingInk" xmlns:wne="http://schemas.microsoft.com/office/word/2006/wordml" xmlns:wps="http://schemas.microsoft.com/office/word/2010/wordprocessingShape" mc:Ignorable="w14 w15 w16se w16cid w16 w16cex w16sdtdh w16sdtfl w16du wp14">
+<w:document xmlns:wpc="http://schemas.microsoft.com/office/word/2010/wordprocessingCanvas" xmlns:cx="http://schemas.microsoft.com/office/drawing/2014/chartex" xmlns:mc="http://schemas.openxmlformats.org/markup-compatibility/2006" xmlns:o="urn:schemas-microsoft-com:office:office" xmlns:r="http://schemas.openxmlformats.org/officeDocument/2006/relationships" xmlns:m="http://schemas.openxmlformats.org/officeDocument/2006/math" xmlns:v="urn:schemas-microsoft-com:vml" xmlns:wp14="http://schemas.microsoft.com/office/word/2010/wordprocessingDrawing" xmlns:wp="http://schemas.openxmlformats.org/drawingml/2006/wordprocessingDrawing" xmlns:w10="urn:schemas-microsoft-com:office:word" xmlns:w="http://schemas.openxmlformats.org/wordprocessingml/2006/main" xmlns:w14="http://schemas.microsoft.com/office/word/2010/wordml" xmlns:w15="http://schemas.microsoft.com/office/word/2012/wordml" xmlns:w16se="http://schemas.microsoft.com/office/word/2015/wordml/symex" xmlns:wpg="http://schemas.microsoft.com/office/word/2010/wordprocessingGroup" xmlns:wpi="http://schemas.microsoft.com/office/word/2010/wordprocessingInk" xmlns:wne="http://schemas.microsoft.com/office/word/2006/wordml" xmlns:wps="http://schemas.microsoft.com/office/word/2010/wordprocessingShape" mc:Ignorable="w14 w15 w16se wp14">
   <w:body>
     <w:p>
       <w:r>
@@ -74,6 +74,7 @@
                               <w:dataBinding w:prefixMappings="xmlns:ns0='http://purl.org/dc/elements/1.1/' xmlns:ns1='http://schemas.openxmlformats.org/package/2006/metadata/core-properties' " w:xpath="/ns1:coreProperties[1]/ns0:title[1]" w:storeItemID="{6C3C8BC8-F283-45AE-878A-BAB7291924A1}"/>
                               <w:text/>
                             </w:sdtPr>
+                            <w:sdtEndPr/>
                             <w:sdtContent>
                               <w:p>
                                 <w:pPr>
@@ -131,6 +132,7 @@
                                 <w:dataBinding w:prefixMappings="xmlns:ns0='http://purl.org/dc/elements/1.1/' xmlns:ns1='http://schemas.openxmlformats.org/package/2006/metadata/core-properties' " w:xpath="/ns1:coreProperties[1]/ns0:subject[1]" w:storeItemID="{6C3C8BC8-F283-45AE-878A-BAB7291924A1}"/>
                                 <w:text/>
                               </w:sdtPr>
+                              <w:sdtEndPr/>
                               <w:sdtContent>
                                 <w:r>
                                   <w:rPr>
@@ -273,6 +275,7 @@
                               <w:dataBinding w:prefixMappings="xmlns:ns0='http://schemas.microsoft.com/office/2006/coverPageProps'" w:xpath="/ns0:CoverPageProperties[1]/ns0:Abstract[1]" w:storeItemID="{55AF091B-3C7A-41E3-B477-F2FDAA23CFDA}"/>
                               <w:text/>
                             </w:sdtPr>
+                            <w:sdtEndPr/>
                             <w:sdtContent>
                               <w:p>
                                 <w:pPr>
@@ -361,7 +364,7 @@
               </wp:anchor>
             </w:drawing>
           </mc:Choice>
-          <mc:Fallback>
+          <mc:Fallback xmlns:w16sdtfl="http://schemas.microsoft.com/office/word/2024/wordml/sdtformatlock" xmlns:w16sdtdh="http://schemas.microsoft.com/office/word/2020/wordml/sdtdatahash" xmlns:w16du="http://schemas.microsoft.com/office/word/2023/wordml/word16du" xmlns:w16="http://schemas.microsoft.com/office/word/2018/wordml" xmlns:w16cid="http://schemas.microsoft.com/office/word/2016/wordml/cid" xmlns:w16cex="http://schemas.microsoft.com/office/word/2018/wordml/cex" xmlns:oel="http://schemas.microsoft.com/office/2019/extlst" xmlns:am3d="http://schemas.microsoft.com/office/drawing/2017/model3d" xmlns:aink="http://schemas.microsoft.com/office/drawing/2016/ink" xmlns:cx8="http://schemas.microsoft.com/office/drawing/2016/5/14/chartex" xmlns:cx7="http://schemas.microsoft.com/office/drawing/2016/5/13/chartex" xmlns:cx6="http://schemas.microsoft.com/office/drawing/2016/5/12/chartex" xmlns:cx5="http://schemas.microsoft.com/office/drawing/2016/5/11/chartex" xmlns:cx4="http://schemas.microsoft.com/office/drawing/2016/5/10/chartex" xmlns:cx3="http://schemas.microsoft.com/office/drawing/2016/5/9/chartex" xmlns:cx2="http://schemas.microsoft.com/office/drawing/2015/10/21/chartex" xmlns:cx1="http://schemas.microsoft.com/office/drawing/2015/9/8/chartex">
             <w:pict>
               <v:shapetype w14:anchorId="31BDEDF3" id="_x0000_t202" coordsize="21600,21600" o:spt="202" path="m,l,21600r21600,l21600,xe">
                 <v:stroke joinstyle="miter"/>
@@ -818,7 +821,7 @@
               </wp:anchor>
             </w:drawing>
           </mc:Choice>
-          <mc:Fallback>
+          <mc:Fallback xmlns:w16sdtfl="http://schemas.microsoft.com/office/word/2024/wordml/sdtformatlock" xmlns:w16sdtdh="http://schemas.microsoft.com/office/word/2020/wordml/sdtdatahash" xmlns:w16du="http://schemas.microsoft.com/office/word/2023/wordml/word16du" xmlns:w16="http://schemas.microsoft.com/office/word/2018/wordml" xmlns:w16cid="http://schemas.microsoft.com/office/word/2016/wordml/cid" xmlns:w16cex="http://schemas.microsoft.com/office/word/2018/wordml/cex" xmlns:oel="http://schemas.microsoft.com/office/2019/extlst" xmlns:am3d="http://schemas.microsoft.com/office/drawing/2017/model3d" xmlns:aink="http://schemas.microsoft.com/office/drawing/2016/ink" xmlns:cx8="http://schemas.microsoft.com/office/drawing/2016/5/14/chartex" xmlns:cx7="http://schemas.microsoft.com/office/drawing/2016/5/13/chartex" xmlns:cx6="http://schemas.microsoft.com/office/drawing/2016/5/12/chartex" xmlns:cx5="http://schemas.microsoft.com/office/drawing/2016/5/11/chartex" xmlns:cx4="http://schemas.microsoft.com/office/drawing/2016/5/10/chartex" xmlns:cx3="http://schemas.microsoft.com/office/drawing/2016/5/9/chartex" xmlns:cx2="http://schemas.microsoft.com/office/drawing/2015/10/21/chartex" xmlns:cx1="http://schemas.microsoft.com/office/drawing/2015/9/8/chartex">
             <w:pict>
               <v:shape w14:anchorId="6466823C" id="Text Box 2" o:spid="_x0000_s1027" type="#_x0000_t202" style="position:absolute;margin-left:40.3pt;margin-top:4.65pt;width:545.45pt;height:87.55pt;z-index:251679744;visibility:visible;mso-wrap-style:square;mso-width-percent:0;mso-height-percent:0;mso-wrap-distance-left:9pt;mso-wrap-distance-top:7.2pt;mso-wrap-distance-right:9pt;mso-wrap-distance-bottom:7.2pt;mso-position-horizontal:absolute;mso-position-horizontal-relative:page;mso-position-vertical:absolute;mso-position-vertical-relative:text;mso-width-percent:0;mso-height-percent:0;mso-width-relative:margin;mso-height-relative:margin;v-text-anchor:top" o:gfxdata="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" filled="f" stroked="f">
                 <v:textbox>
@@ -934,6 +937,7 @@
           <w:docPartUnique/>
         </w:docPartObj>
       </w:sdtPr>
+      <w:sdtEndPr/>
       <w:sdtContent>
         <w:p>
           <w:r>
@@ -1005,6 +1009,7 @@
                                     <w:dataBinding w:prefixMappings="xmlns:ns0='http://schemas.openxmlformats.org/officeDocument/2006/extended-properties' " w:xpath="/ns0:Properties[1]/ns0:Company[1]" w:storeItemID="{6668398D-A668-4E3E-A5EB-62B293D839F1}"/>
                                     <w:text/>
                                   </w:sdtPr>
+                                  <w:sdtEndPr/>
                                   <w:sdtContent>
                                     <w:r>
                                       <w:t>Student</w:t>
@@ -1050,9 +1055,9 @@
                                   <w:tblLook w:val="04A0" w:firstRow="1" w:lastRow="0" w:firstColumn="1" w:lastColumn="0" w:noHBand="0" w:noVBand="1"/>
                                 </w:tblPr>
                                 <w:tblGrid>
-                                  <w:gridCol w:w="3551"/>
-                                  <w:gridCol w:w="3554"/>
-                                  <w:gridCol w:w="3554"/>
+                                  <w:gridCol w:w="3546"/>
+                                  <w:gridCol w:w="3549"/>
+                                  <w:gridCol w:w="3549"/>
                                 </w:tblGrid>
                                 <w:tr>
                                   <w:trPr>
@@ -1646,7 +1651,11 @@
               </mc:Choice>
               <mc:Fallback>
                 <w:pict>
-                  <v:shape w14:anchorId="7CBAAF0B" id="Text Box 15" o:spid="_x0000_s1028" type="#_x0000_t202" alt="contact info" style="position:absolute;margin-left:40.15pt;margin-top:235.7pt;width:540pt;height:216.8pt;z-index:251675648;visibility:visible;mso-wrap-style:square;mso-width-percent:1282;mso-height-percent:0;mso-wrap-distance-left:9pt;mso-wrap-distance-top:0;mso-wrap-distance-right:9pt;mso-wrap-distance-bottom:0;mso-position-horizontal:absolute;mso-position-horizontal-relative:page;mso-position-vertical:absolute;mso-position-vertical-relative:margin;mso-width-percent:1282;mso-height-percent:0;mso-width-relative:margin;mso-height-relative:margin;v-text-anchor:bottom" o:gfxdata="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" o:allowoverlap="f" filled="f" stroked="f" strokeweight=".5pt">
+                  <v:shapetype w14:anchorId="7CBAAF0B" id="_x0000_t202" coordsize="21600,21600" o:spt="202" path="m,l,21600r21600,l21600,xe">
+                    <v:stroke joinstyle="miter"/>
+                    <v:path gradientshapeok="t" o:connecttype="rect"/>
+                  </v:shapetype>
+                  <v:shape id="Text Box 15" o:spid="_x0000_s1028" type="#_x0000_t202" alt="contact info" style="position:absolute;margin-left:40.15pt;margin-top:235.7pt;width:540pt;height:216.8pt;z-index:251675648;visibility:visible;mso-wrap-style:square;mso-width-percent:1282;mso-height-percent:0;mso-wrap-distance-left:9pt;mso-wrap-distance-top:0;mso-wrap-distance-right:9pt;mso-wrap-distance-bottom:0;mso-position-horizontal:absolute;mso-position-horizontal-relative:page;mso-position-vertical:absolute;mso-position-vertical-relative:margin;mso-width-percent:1282;mso-height-percent:0;mso-width-relative:margin;mso-height-relative:margin;v-text-anchor:bottom" o:gfxdata="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" o:allowoverlap="f" filled="f" stroked="f" strokeweight=".5pt">
                     <v:textbox inset="0,0,0,0">
                       <w:txbxContent>
                         <w:p>
@@ -1661,6 +1670,7 @@
                               <w:dataBinding w:prefixMappings="xmlns:ns0='http://schemas.openxmlformats.org/officeDocument/2006/extended-properties' " w:xpath="/ns0:Properties[1]/ns0:Company[1]" w:storeItemID="{6668398D-A668-4E3E-A5EB-62B293D839F1}"/>
                               <w:text/>
                             </w:sdtPr>
+                            <w:sdtEndPr/>
                             <w:sdtContent>
                               <w:r>
                                 <w:t>Student</w:t>
@@ -1706,9 +1716,9 @@
                             <w:tblLook w:val="04A0" w:firstRow="1" w:lastRow="0" w:firstColumn="1" w:lastColumn="0" w:noHBand="0" w:noVBand="1"/>
                           </w:tblPr>
                           <w:tblGrid>
-                            <w:gridCol w:w="3551"/>
-                            <w:gridCol w:w="3554"/>
-                            <w:gridCol w:w="3554"/>
+                            <w:gridCol w:w="3546"/>
+                            <w:gridCol w:w="3549"/>
+                            <w:gridCol w:w="3549"/>
                           </w:tblGrid>
                           <w:tr>
                             <w:trPr>
@@ -2735,7 +2745,7 @@
                   </wp:anchor>
                 </w:drawing>
               </mc:Choice>
-              <mc:Fallback>
+              <mc:Fallback xmlns:w16sdtfl="http://schemas.microsoft.com/office/word/2024/wordml/sdtformatlock" xmlns:w16sdtdh="http://schemas.microsoft.com/office/word/2020/wordml/sdtdatahash" xmlns:w16du="http://schemas.microsoft.com/office/word/2023/wordml/word16du" xmlns:w16="http://schemas.microsoft.com/office/word/2018/wordml" xmlns:w16cid="http://schemas.microsoft.com/office/word/2016/wordml/cid" xmlns:w16cex="http://schemas.microsoft.com/office/word/2018/wordml/cex" xmlns:oel="http://schemas.microsoft.com/office/2019/extlst" xmlns:am3d="http://schemas.microsoft.com/office/drawing/2017/model3d" xmlns:aink="http://schemas.microsoft.com/office/drawing/2016/ink" xmlns:cx8="http://schemas.microsoft.com/office/drawing/2016/5/14/chartex" xmlns:cx7="http://schemas.microsoft.com/office/drawing/2016/5/13/chartex" xmlns:cx6="http://schemas.microsoft.com/office/drawing/2016/5/12/chartex" xmlns:cx5="http://schemas.microsoft.com/office/drawing/2016/5/11/chartex" xmlns:cx4="http://schemas.microsoft.com/office/drawing/2016/5/10/chartex" xmlns:cx3="http://schemas.microsoft.com/office/drawing/2016/5/9/chartex" xmlns:cx2="http://schemas.microsoft.com/office/drawing/2015/10/21/chartex" xmlns:cx1="http://schemas.microsoft.com/office/drawing/2015/9/8/chartex">
                 <w:pict>
                   <v:group w14:anchorId="6443EC18" id="Group 198" o:spid="_x0000_s1029" style="position:absolute;margin-left:-114.6pt;margin-top:462.6pt;width:528.3pt;height:213.1pt;z-index:251699200;mso-wrap-distance-left:14.4pt;mso-wrap-distance-top:3.6pt;mso-wrap-distance-right:14.4pt;mso-wrap-distance-bottom:3.6pt;mso-position-horizontal-relative:margin;mso-position-vertical-relative:margin;mso-width-relative:margin;mso-height-relative:margin" coordorigin="-693,4517" coordsize="36478,17606" o:gfxdata="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">
                     <v:rect id="Rectangle 199" o:spid="_x0000_s1030" style="position:absolute;left:-693;top:4517;width:35673;height:2075;visibility:visible;mso-wrap-style:square;v-text-anchor:middle" o:gfxdata="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" fillcolor="#ef4623 [3204]" stroked="f" strokeweight="2pt">
@@ -3092,11 +3102,11 @@
         </w:sectPr>
       </w:pPr>
     </w:p>
+    <w:bookmarkStart w:id="0" w:name="_Toc321140622"/>
     <w:p>
       <w:pPr>
         <w:pStyle w:val="Heading1"/>
       </w:pPr>
-      <w:bookmarkStart w:id="0" w:name="_Toc321140622"/>
       <w:r>
         <w:rPr>
           <w:noProof/>
@@ -3205,7 +3215,7 @@
               </wp:anchor>
             </w:drawing>
           </mc:Choice>
-          <mc:Fallback>
+          <mc:Fallback xmlns:w16sdtfl="http://schemas.microsoft.com/office/word/2024/wordml/sdtformatlock" xmlns:w16sdtdh="http://schemas.microsoft.com/office/word/2020/wordml/sdtdatahash" xmlns:w16du="http://schemas.microsoft.com/office/word/2023/wordml/word16du" xmlns:w16="http://schemas.microsoft.com/office/word/2018/wordml" xmlns:w16cid="http://schemas.microsoft.com/office/word/2016/wordml/cid" xmlns:w16cex="http://schemas.microsoft.com/office/word/2018/wordml/cex" xmlns:oel="http://schemas.microsoft.com/office/2019/extlst" xmlns:am3d="http://schemas.microsoft.com/office/drawing/2017/model3d" xmlns:aink="http://schemas.microsoft.com/office/drawing/2016/ink" xmlns:cx8="http://schemas.microsoft.com/office/drawing/2016/5/14/chartex" xmlns:cx7="http://schemas.microsoft.com/office/drawing/2016/5/13/chartex" xmlns:cx6="http://schemas.microsoft.com/office/drawing/2016/5/12/chartex" xmlns:cx5="http://schemas.microsoft.com/office/drawing/2016/5/11/chartex" xmlns:cx4="http://schemas.microsoft.com/office/drawing/2016/5/10/chartex" xmlns:cx3="http://schemas.microsoft.com/office/drawing/2016/5/9/chartex" xmlns:cx2="http://schemas.microsoft.com/office/drawing/2015/10/21/chartex" xmlns:cx1="http://schemas.microsoft.com/office/drawing/2015/9/8/chartex">
             <w:pict>
               <v:shapetype w14:anchorId="6E4FD12B" id="_x0000_t185" coordsize="21600,21600" o:spt="185" adj="3600" path="m@0,nfqx0@0l0@2qy@0,21600em@1,nfqx21600@0l21600@2qy@1,21600em@0,nsqx0@0l0@2qy@0,21600l@1,21600qx21600@2l21600@0qy@1,xe" filled="f">
                 <v:formulas>
@@ -3433,23 +3443,13 @@
                               </w:rPr>
                               <w:t xml:space="preserve">: </w:t>
                             </w:r>
-                            <w:proofErr w:type="spellStart"/>
                             <w:r>
                               <w:rPr>
                                 <w:rStyle w:val="QuoteChar"/>
                                 <w:sz w:val="18"/>
                                 <w:szCs w:val="14"/>
                               </w:rPr>
-                              <w:t>Analyse</w:t>
-                            </w:r>
-                            <w:proofErr w:type="spellEnd"/>
-                            <w:r>
-                              <w:rPr>
-                                <w:rStyle w:val="QuoteChar"/>
-                                <w:sz w:val="18"/>
-                                <w:szCs w:val="14"/>
-                              </w:rPr>
-                              <w:t xml:space="preserve"> various industrial applications of DSS and their limitations.</w:t>
+                              <w:t>Analyse various industrial applications of DSS and their limitations.</w:t>
                             </w:r>
                           </w:p>
                           <w:p>
@@ -3537,7 +3537,7 @@
               </wp:anchor>
             </w:drawing>
           </mc:Choice>
-          <mc:Fallback>
+          <mc:Fallback xmlns:w16sdtfl="http://schemas.microsoft.com/office/word/2024/wordml/sdtformatlock" xmlns:w16sdtdh="http://schemas.microsoft.com/office/word/2020/wordml/sdtdatahash" xmlns:w16du="http://schemas.microsoft.com/office/word/2023/wordml/word16du" xmlns:w16="http://schemas.microsoft.com/office/word/2018/wordml" xmlns:w16cid="http://schemas.microsoft.com/office/word/2016/wordml/cid" xmlns:w16cex="http://schemas.microsoft.com/office/word/2018/wordml/cex" xmlns:oel="http://schemas.microsoft.com/office/2019/extlst" xmlns:am3d="http://schemas.microsoft.com/office/drawing/2017/model3d" xmlns:aink="http://schemas.microsoft.com/office/drawing/2016/ink" xmlns:cx8="http://schemas.microsoft.com/office/drawing/2016/5/14/chartex" xmlns:cx7="http://schemas.microsoft.com/office/drawing/2016/5/13/chartex" xmlns:cx6="http://schemas.microsoft.com/office/drawing/2016/5/12/chartex" xmlns:cx5="http://schemas.microsoft.com/office/drawing/2016/5/11/chartex" xmlns:cx4="http://schemas.microsoft.com/office/drawing/2016/5/10/chartex" xmlns:cx3="http://schemas.microsoft.com/office/drawing/2016/5/9/chartex" xmlns:cx2="http://schemas.microsoft.com/office/drawing/2015/10/21/chartex" xmlns:cx1="http://schemas.microsoft.com/office/drawing/2015/9/8/chartex">
             <w:pict>
               <v:shape w14:anchorId="484BEC67" id="Text Box 5" o:spid="_x0000_s1033" type="#_x0000_t202" alt="Sidebar" style="position:absolute;margin-left:0;margin-top:0;width:98.25pt;height:181.45pt;z-index:251659264;visibility:visible;mso-wrap-style:square;mso-width-percent:250;mso-height-percent:950;mso-left-percent:59;mso-wrap-distance-left:14.4pt;mso-wrap-distance-top:0;mso-wrap-distance-right:14.4pt;mso-wrap-distance-bottom:3in;mso-position-horizontal-relative:page;mso-position-vertical:top;mso-position-vertical-relative:margin;mso-width-percent:250;mso-height-percent:950;mso-left-percent:59;mso-width-relative:margin;mso-height-relative:margin;v-text-anchor:top" o:gfxdata="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" filled="f" stroked="f" strokeweight=".5pt">
                 <v:textbox inset="3.6pt,0,3.6pt,0">
@@ -3829,51 +3829,7 @@
           <w:szCs w:val="22"/>
           <w:lang w:eastAsia="en-US"/>
         </w:rPr>
-        <w:t xml:space="preserve">Picture a guidance counselor at Lincoln Middle School staring at three different systems each morning: a gradebook, a separate attendance log, and a stack of sticky notes from teachers about kids who seem to be struggling. Nothing talks to anything else. A student can be quietly sliding — missing </w:t>
-      </w:r>
-      <w:proofErr w:type="gramStart"/>
-      <w:r>
-        <w:rPr>
-          <w:rFonts w:ascii="Times New Roman" w:eastAsia="Times New Roman" w:hAnsi="Times New Roman" w:cs="Times New Roman"/>
-          <w:color w:val="auto"/>
-          <w:sz w:val="22"/>
-          <w:szCs w:val="22"/>
-          <w:lang w:eastAsia="en-US"/>
-        </w:rPr>
-        <w:t>more and more</w:t>
-      </w:r>
-      <w:proofErr w:type="gramEnd"/>
-      <w:r>
-        <w:rPr>
-          <w:rFonts w:ascii="Times New Roman" w:eastAsia="Times New Roman" w:hAnsi="Times New Roman" w:cs="Times New Roman"/>
-          <w:color w:val="auto"/>
-          <w:sz w:val="22"/>
-          <w:szCs w:val="22"/>
-          <w:lang w:eastAsia="en-US"/>
-        </w:rPr>
-        <w:t xml:space="preserve"> </w:t>
-      </w:r>
-      <w:proofErr w:type="gramStart"/>
-      <w:r>
-        <w:rPr>
-          <w:rFonts w:ascii="Times New Roman" w:eastAsia="Times New Roman" w:hAnsi="Times New Roman" w:cs="Times New Roman"/>
-          <w:color w:val="auto"/>
-          <w:sz w:val="22"/>
-          <w:szCs w:val="22"/>
-          <w:lang w:eastAsia="en-US"/>
-        </w:rPr>
-        <w:t>class</w:t>
-      </w:r>
-      <w:proofErr w:type="gramEnd"/>
-      <w:r>
-        <w:rPr>
-          <w:rFonts w:ascii="Times New Roman" w:eastAsia="Times New Roman" w:hAnsi="Times New Roman" w:cs="Times New Roman"/>
-          <w:color w:val="auto"/>
-          <w:sz w:val="22"/>
-          <w:szCs w:val="22"/>
-          <w:lang w:eastAsia="en-US"/>
-        </w:rPr>
-        <w:t>, watching their grades slip — for weeks before anyone connects the dots.</w:t>
+        <w:t>Picture a guidance counselor at Lincoln Middle School staring at three different systems each morning: a gradebook, a separate attendance log, and a stack of sticky notes from teachers about kids who seem to be struggling. Nothing talks to anything else. A student can be quietly sliding — missing more and more class, watching their grades slip — for weeks before anyone connects the dots.</w:t>
       </w:r>
     </w:p>
     <w:p>
@@ -3943,29 +3899,7 @@
           <w:szCs w:val="22"/>
           <w:lang w:eastAsia="en-US"/>
         </w:rPr>
-        <w:t xml:space="preserve">Coursework average </w:t>
-      </w:r>
-      <w:proofErr w:type="gramStart"/>
-      <w:r>
-        <w:rPr>
-          <w:rFonts w:ascii="Times New Roman" w:eastAsia="Times New Roman" w:hAnsi="Times New Roman" w:cs="Times New Roman"/>
-          <w:color w:val="auto"/>
-          <w:sz w:val="22"/>
-          <w:szCs w:val="22"/>
-          <w:lang w:eastAsia="en-US"/>
-        </w:rPr>
-        <w:t>below</w:t>
-      </w:r>
-      <w:proofErr w:type="gramEnd"/>
-      <w:r>
-        <w:rPr>
-          <w:rFonts w:ascii="Times New Roman" w:eastAsia="Times New Roman" w:hAnsi="Times New Roman" w:cs="Times New Roman"/>
-          <w:color w:val="auto"/>
-          <w:sz w:val="22"/>
-          <w:szCs w:val="22"/>
-          <w:lang w:eastAsia="en-US"/>
-        </w:rPr>
-        <w:t xml:space="preserve"> 60 percent.</w:t>
+        <w:t>Coursework average below 60 percent.</w:t>
       </w:r>
     </w:p>
     <w:p>
@@ -4013,36 +3947,14 @@
           <w:szCs w:val="22"/>
           <w:lang w:eastAsia="en-US"/>
         </w:rPr>
-        <w:t xml:space="preserve">Checking both at once, rather than waiting for a final grade to confirm trouble, is what lets the tool catch a student on the way down instead of after they’ve already fallen. The rest of this write-up walks through how that check is defined, how it was built in Excel and Orange, and how it surfaces on the dashboard a teacher would </w:t>
-      </w:r>
-      <w:proofErr w:type="gramStart"/>
-      <w:r>
-        <w:rPr>
-          <w:rFonts w:ascii="Times New Roman" w:eastAsia="Times New Roman" w:hAnsi="Times New Roman" w:cs="Times New Roman"/>
-          <w:color w:val="auto"/>
-          <w:sz w:val="22"/>
-          <w:szCs w:val="22"/>
-          <w:lang w:eastAsia="en-US"/>
-        </w:rPr>
-        <w:t>actually look</w:t>
-      </w:r>
-      <w:proofErr w:type="gramEnd"/>
-      <w:r>
-        <w:rPr>
-          <w:rFonts w:ascii="Times New Roman" w:eastAsia="Times New Roman" w:hAnsi="Times New Roman" w:cs="Times New Roman"/>
-          <w:color w:val="auto"/>
-          <w:sz w:val="22"/>
-          <w:szCs w:val="22"/>
-          <w:lang w:eastAsia="en-US"/>
-        </w:rPr>
-        <w:t xml:space="preserve"> at.</w:t>
+        <w:t>Checking both at once, rather than waiting for a final grade to confirm trouble, is what lets the tool catch a student on the way down instead of after they’ve already fallen. The rest of this write-up walks through how that check is defined, how it was built in Excel and Orange, and how it surfaces on the dashboard a teacher would actually look at.</w:t>
       </w:r>
     </w:p>
     <w:p>
       <w:pPr>
         <w:spacing w:after="160" w:line="240" w:lineRule="auto"/>
         <w:rPr>
-          <w:rFonts w:ascii="Times New Roman" w:eastAsia="Times New Roman" w:hAnsi="Times New Roman" w:cs="Times New Roman" w:hint="cs"/>
+          <w:rFonts w:ascii="Times New Roman" w:eastAsia="Times New Roman" w:hAnsi="Times New Roman" w:cs="Times New Roman"/>
           <w:color w:val="auto"/>
           <w:sz w:val="22"/>
           <w:szCs w:val="22"/>
@@ -4053,10 +3965,11 @@
       <w:r>
         <w:rPr>
           <w:rFonts w:ascii="Times New Roman" w:eastAsia="Times New Roman" w:hAnsi="Times New Roman" w:cs="Times New Roman"/>
+          <w:noProof/>
           <w:color w:val="auto"/>
           <w:sz w:val="22"/>
           <w:szCs w:val="22"/>
-          <w:lang w:eastAsia="en-US" w:bidi="ar-EG"/>
+          <w:lang w:eastAsia="en-US"/>
         </w:rPr>
         <w:lastRenderedPageBreak/>
         <w:drawing>
@@ -4325,29 +4238,7 @@
           <w:szCs w:val="22"/>
           <w:lang w:eastAsia="en-US"/>
         </w:rPr>
-        <w:t xml:space="preserve">Rather than scoring students on some combined index, the logic engine keeps the two signals separate and checks them side by side. That matters: a student who is acing every test but has stopped showing up is a completely different problem than one who attends every day but is failing every </w:t>
-      </w:r>
-      <w:proofErr w:type="gramStart"/>
-      <w:r>
-        <w:rPr>
-          <w:rFonts w:ascii="Times New Roman" w:eastAsia="Times New Roman" w:hAnsi="Times New Roman" w:cs="Times New Roman"/>
-          <w:color w:val="auto"/>
-          <w:sz w:val="22"/>
-          <w:szCs w:val="22"/>
-          <w:lang w:eastAsia="en-US"/>
-        </w:rPr>
-        <w:t>quiz, and</w:t>
-      </w:r>
-      <w:proofErr w:type="gramEnd"/>
-      <w:r>
-        <w:rPr>
-          <w:rFonts w:ascii="Times New Roman" w:eastAsia="Times New Roman" w:hAnsi="Times New Roman" w:cs="Times New Roman"/>
-          <w:color w:val="auto"/>
-          <w:sz w:val="22"/>
-          <w:szCs w:val="22"/>
-          <w:lang w:eastAsia="en-US"/>
-        </w:rPr>
-        <w:t xml:space="preserve"> lumping them into one number would hide that difference.</w:t>
+        <w:t>Rather than scoring students on some combined index, the logic engine keeps the two signals separate and checks them side by side. That matters: a student who is acing every test but has stopped showing up is a completely different problem than one who attends every day but is failing every quiz, and lumping them into one number would hide that difference.</w:t>
       </w:r>
     </w:p>
     <w:p>
@@ -4437,7 +4328,19 @@
           <w:szCs w:val="22"/>
           <w:lang w:eastAsia="en-US"/>
         </w:rPr>
-        <w:t>Days present divided by total instructional days gives a percentage. Anything under 75 is tagged FAIL; 75 or above is a PASS.</w:t>
+        <w:t xml:space="preserve">Days </w:t>
+      </w:r>
+      <w:bookmarkStart w:id="1" w:name="_GoBack"/>
+      <w:bookmarkEnd w:id="1"/>
+      <w:r>
+        <w:rPr>
+          <w:rFonts w:ascii="Times New Roman" w:eastAsia="Times New Roman" w:hAnsi="Times New Roman" w:cs="Times New Roman"/>
+          <w:color w:val="auto"/>
+          <w:sz w:val="22"/>
+          <w:szCs w:val="22"/>
+          <w:lang w:eastAsia="en-US"/>
+        </w:rPr>
+        <w:t>present divided by total instructional days gives a percentage. Anything under 75 is tagged FAIL; 75 or above is a PASS.</w:t>
       </w:r>
     </w:p>
     <w:p>
@@ -4578,6 +4481,7 @@
       <w:r>
         <w:rPr>
           <w:rFonts w:ascii="Times New Roman" w:eastAsia="Times New Roman" w:hAnsi="Times New Roman" w:cs="Times New Roman"/>
+          <w:noProof/>
           <w:color w:val="auto"/>
           <w:sz w:val="24"/>
           <w:szCs w:val="24"/>
@@ -4758,29 +4662,7 @@
           <w:szCs w:val="24"/>
           <w:lang w:eastAsia="en-US"/>
         </w:rPr>
-        <w:t xml:space="preserve"> </w:t>
-      </w:r>
-      <w:proofErr w:type="gramStart"/>
-      <w:r>
-        <w:rPr>
-          <w:rFonts w:ascii="Times New Roman" w:eastAsia="Times New Roman" w:hAnsi="Times New Roman" w:cs="Times New Roman"/>
-          <w:color w:val="auto"/>
-          <w:sz w:val="24"/>
-          <w:szCs w:val="24"/>
-          <w:lang w:eastAsia="en-US"/>
-        </w:rPr>
-        <w:t>Document</w:t>
-      </w:r>
-      <w:proofErr w:type="gramEnd"/>
-      <w:r>
-        <w:rPr>
-          <w:rFonts w:ascii="Times New Roman" w:eastAsia="Times New Roman" w:hAnsi="Times New Roman" w:cs="Times New Roman"/>
-          <w:color w:val="auto"/>
-          <w:sz w:val="24"/>
-          <w:szCs w:val="24"/>
-          <w:lang w:eastAsia="en-US"/>
-        </w:rPr>
-        <w:t xml:space="preserve"> how the Excel data matrix is ingested into Orange. Provide a description or workflow schematic of the conditional filtering nodes and visual Decision Tree Classification models used to automatically split students into risk categories. </w:t>
+        <w:t xml:space="preserve"> Document how the Excel data matrix is ingested into Orange. Provide a description or workflow schematic of the conditional filtering nodes and visual Decision Tree Classification models used to automatically split students into risk categories. </w:t>
       </w:r>
     </w:p>
     <w:p>
@@ -4850,29 +4732,7 @@
           <w:szCs w:val="22"/>
           <w:lang w:eastAsia="en-US"/>
         </w:rPr>
-        <w:t xml:space="preserve">Each student </w:t>
-      </w:r>
-      <w:proofErr w:type="gramStart"/>
-      <w:r>
-        <w:rPr>
-          <w:rFonts w:ascii="Times New Roman" w:eastAsia="Times New Roman" w:hAnsi="Times New Roman" w:cs="Times New Roman"/>
-          <w:color w:val="auto"/>
-          <w:sz w:val="22"/>
-          <w:szCs w:val="22"/>
-          <w:lang w:eastAsia="en-US"/>
-        </w:rPr>
-        <w:t>is</w:t>
-      </w:r>
-      <w:proofErr w:type="gramEnd"/>
-      <w:r>
-        <w:rPr>
-          <w:rFonts w:ascii="Times New Roman" w:eastAsia="Times New Roman" w:hAnsi="Times New Roman" w:cs="Times New Roman"/>
-          <w:color w:val="auto"/>
-          <w:sz w:val="22"/>
-          <w:szCs w:val="22"/>
-          <w:lang w:eastAsia="en-US"/>
-        </w:rPr>
-        <w:t xml:space="preserve"> one row: an ID, a name, three raw test scores, and an attendance percentage. Everything downstream of those raw numbers is a formula, not a typed-in value, so the sheet never gets out of sync with itself:</w:t>
+        <w:t>Each student is one row: an ID, a name, three raw test scores, and an attendance percentage. Everything downstream of those raw numbers is a formula, not a typed-in value, so the sheet never gets out of sync with itself:</w:t>
       </w:r>
     </w:p>
     <w:p>
@@ -4898,10 +4758,13 @@
           <w:szCs w:val="22"/>
           <w:lang w:eastAsia="en-US"/>
         </w:rPr>
-        <w:t>Average — =ROUND(</w:t>
-      </w:r>
-      <w:proofErr w:type="gramStart"/>
-      <w:r>
+        <w:t>Average — =ROUND(AVERAGE(Test1:Test3),1)</w:t>
+      </w:r>
+    </w:p>
+    <w:p>
+      <w:pPr>
+        <w:spacing w:after="100" w:line="240" w:lineRule="auto"/>
+        <w:ind w:left="720"/>
         <w:rPr>
           <w:rFonts w:ascii="Times New Roman" w:eastAsia="Times New Roman" w:hAnsi="Times New Roman" w:cs="Times New Roman"/>
           <w:color w:val="auto"/>
@@ -4909,35 +4772,11 @@
           <w:szCs w:val="22"/>
           <w:lang w:eastAsia="en-US"/>
         </w:rPr>
-        <w:t>AVERAGE(</w:t>
-      </w:r>
-      <w:proofErr w:type="gramEnd"/>
-      <w:r>
-        <w:rPr>
-          <w:rFonts w:ascii="Times New Roman" w:eastAsia="Times New Roman" w:hAnsi="Times New Roman" w:cs="Times New Roman"/>
-          <w:color w:val="auto"/>
-          <w:sz w:val="22"/>
-          <w:szCs w:val="22"/>
-          <w:lang w:eastAsia="en-US"/>
-        </w:rPr>
-        <w:t>Test1:Test3),1)</w:t>
-      </w:r>
-    </w:p>
-    <w:p>
-      <w:pPr>
-        <w:spacing w:after="100" w:line="240" w:lineRule="auto"/>
-        <w:ind w:left="720"/>
-        <w:rPr>
-          <w:rFonts w:ascii="Times New Roman" w:eastAsia="Times New Roman" w:hAnsi="Times New Roman" w:cs="Times New Roman"/>
-          <w:color w:val="auto"/>
-          <w:sz w:val="22"/>
-          <w:szCs w:val="22"/>
-          <w:lang w:eastAsia="en-US"/>
-        </w:rPr>
-      </w:pPr>
-      <w:r>
-        <w:rPr>
-          <w:rFonts w:ascii="Times New Roman" w:eastAsia="Times New Roman" w:hAnsi="Times New Roman" w:cs="Times New Roman"/>
+      </w:pPr>
+      <w:r>
+        <w:rPr>
+          <w:rFonts w:ascii="Times New Roman" w:eastAsia="Times New Roman" w:hAnsi="Times New Roman" w:cs="Times New Roman"/>
+          <w:noProof/>
           <w:color w:val="auto"/>
           <w:sz w:val="22"/>
           <w:szCs w:val="22"/>
@@ -5022,6 +4861,7 @@
       <w:r>
         <w:rPr>
           <w:rFonts w:ascii="Times New Roman" w:eastAsia="Times New Roman" w:hAnsi="Times New Roman" w:cs="Times New Roman"/>
+          <w:noProof/>
           <w:color w:val="auto"/>
           <w:sz w:val="22"/>
           <w:szCs w:val="22"/>
@@ -5105,6 +4945,7 @@
       <w:r>
         <w:rPr>
           <w:rFonts w:ascii="Times New Roman" w:eastAsia="Times New Roman" w:hAnsi="Times New Roman" w:cs="Times New Roman"/>
+          <w:noProof/>
           <w:color w:val="auto"/>
           <w:sz w:val="22"/>
           <w:szCs w:val="22"/>
@@ -5188,6 +5029,7 @@
       <w:r>
         <w:rPr>
           <w:rFonts w:ascii="Times New Roman" w:eastAsia="Times New Roman" w:hAnsi="Times New Roman" w:cs="Times New Roman"/>
+          <w:noProof/>
           <w:color w:val="auto"/>
           <w:sz w:val="22"/>
           <w:szCs w:val="22"/>
@@ -5249,51 +5091,7 @@
           <w:szCs w:val="22"/>
           <w:lang w:eastAsia="en-US"/>
         </w:rPr>
-        <w:t xml:space="preserve">Student ID and Name never feed into any calculation — they’re there so a human can identify the row, not so the formulas can use them. The header row is </w:t>
-      </w:r>
-      <w:proofErr w:type="gramStart"/>
-      <w:r>
-        <w:rPr>
-          <w:rFonts w:ascii="Times New Roman" w:eastAsia="Times New Roman" w:hAnsi="Times New Roman" w:cs="Times New Roman"/>
-          <w:color w:val="auto"/>
-          <w:sz w:val="22"/>
-          <w:szCs w:val="22"/>
-          <w:lang w:eastAsia="en-US"/>
-        </w:rPr>
-        <w:t>frozen</w:t>
-      </w:r>
-      <w:proofErr w:type="gramEnd"/>
-      <w:r>
-        <w:rPr>
-          <w:rFonts w:ascii="Times New Roman" w:eastAsia="Times New Roman" w:hAnsi="Times New Roman" w:cs="Times New Roman"/>
-          <w:color w:val="auto"/>
-          <w:sz w:val="22"/>
-          <w:szCs w:val="22"/>
-          <w:lang w:eastAsia="en-US"/>
-        </w:rPr>
-        <w:t xml:space="preserve"> and number formats are locked to one decimal </w:t>
-      </w:r>
-      <w:proofErr w:type="gramStart"/>
-      <w:r>
-        <w:rPr>
-          <w:rFonts w:ascii="Times New Roman" w:eastAsia="Times New Roman" w:hAnsi="Times New Roman" w:cs="Times New Roman"/>
-          <w:color w:val="auto"/>
-          <w:sz w:val="22"/>
-          <w:szCs w:val="22"/>
-          <w:lang w:eastAsia="en-US"/>
-        </w:rPr>
-        <w:t>place</w:t>
-      </w:r>
-      <w:proofErr w:type="gramEnd"/>
-      <w:r>
-        <w:rPr>
-          <w:rFonts w:ascii="Times New Roman" w:eastAsia="Times New Roman" w:hAnsi="Times New Roman" w:cs="Times New Roman"/>
-          <w:color w:val="auto"/>
-          <w:sz w:val="22"/>
-          <w:szCs w:val="22"/>
-          <w:lang w:eastAsia="en-US"/>
-        </w:rPr>
-        <w:t xml:space="preserve"> so the sheet stays readable as rows are added.</w:t>
+        <w:t>Student ID and Name never feed into any calculation — they’re there so a human can identify the row, not so the formulas can use them. The header row is frozen and number formats are locked to one decimal place so the sheet stays readable as rows are added.</w:t>
       </w:r>
     </w:p>
     <w:p>
@@ -5467,6 +5265,7 @@
       <w:r>
         <w:rPr>
           <w:rFonts w:ascii="Times New Roman" w:eastAsia="Times New Roman" w:hAnsi="Times New Roman" w:cs="Times New Roman"/>
+          <w:noProof/>
           <w:color w:val="auto"/>
           <w:sz w:val="24"/>
           <w:szCs w:val="24"/>
@@ -5591,29 +5390,7 @@
           <w:szCs w:val="24"/>
           <w:lang w:eastAsia="en-US"/>
         </w:rPr>
-        <w:t xml:space="preserve"> widget configured as a binary tree with a maximum depth of 100, a minimum of 5 instances required to split an internal node, a minimum of 2 instances per leaf, and early stopping once a node reaches 95% class purity. Feeding it only the raw Average and Attendance % features </w:t>
-      </w:r>
-      <w:proofErr w:type="gramStart"/>
-      <w:r>
-        <w:rPr>
-          <w:rFonts w:ascii="Times New Roman" w:eastAsia="Times New Roman" w:hAnsi="Times New Roman" w:cs="Times New Roman"/>
-          <w:color w:val="auto"/>
-          <w:sz w:val="24"/>
-          <w:szCs w:val="24"/>
-          <w:lang w:eastAsia="en-US"/>
-        </w:rPr>
-        <w:t>lets</w:t>
-      </w:r>
-      <w:proofErr w:type="gramEnd"/>
-      <w:r>
-        <w:rPr>
-          <w:rFonts w:ascii="Times New Roman" w:eastAsia="Times New Roman" w:hAnsi="Times New Roman" w:cs="Times New Roman"/>
-          <w:color w:val="auto"/>
-          <w:sz w:val="24"/>
-          <w:szCs w:val="24"/>
-          <w:lang w:eastAsia="en-US"/>
-        </w:rPr>
-        <w:t xml:space="preserve"> it discover split points that should closely mirror the known 60% and 75% thresholds, rather than reading a pre-computed label.</w:t>
+        <w:t xml:space="preserve"> widget configured as a binary tree with a maximum depth of 100, a minimum of 5 instances required to split an internal node, a minimum of 2 instances per leaf, and early stopping once a node reaches 95% class purity. Feeding it only the raw Average and Attendance % features lets it discover split points that should closely mirror the known 60% and 75% thresholds, rather than reading a pre-computed label.</w:t>
       </w:r>
     </w:p>
     <w:p>
@@ -5632,6 +5409,7 @@
       <w:r>
         <w:rPr>
           <w:rFonts w:ascii="Times New Roman" w:eastAsia="Times New Roman" w:hAnsi="Times New Roman" w:cs="Times New Roman"/>
+          <w:noProof/>
           <w:color w:val="auto"/>
           <w:sz w:val="24"/>
           <w:szCs w:val="24"/>
@@ -5774,6 +5552,7 @@
       <w:r>
         <w:rPr>
           <w:rFonts w:ascii="Times New Roman" w:eastAsia="Times New Roman" w:hAnsi="Times New Roman" w:cs="Times New Roman"/>
+          <w:noProof/>
           <w:color w:val="auto"/>
           <w:sz w:val="24"/>
           <w:szCs w:val="24"/>
@@ -5846,6 +5625,7 @@
       <w:r>
         <w:rPr>
           <w:rFonts w:ascii="Times New Roman" w:eastAsia="Times New Roman" w:hAnsi="Times New Roman" w:cs="Times New Roman"/>
+          <w:noProof/>
           <w:color w:val="auto"/>
           <w:sz w:val="24"/>
           <w:szCs w:val="24"/>
@@ -5965,6 +5745,7 @@
       <w:r>
         <w:rPr>
           <w:rFonts w:ascii="Times New Roman" w:eastAsia="Times New Roman" w:hAnsi="Times New Roman" w:cs="Times New Roman"/>
+          <w:noProof/>
           <w:color w:val="auto"/>
           <w:sz w:val="24"/>
           <w:szCs w:val="24"/>
@@ -6084,6 +5865,7 @@
       <w:r>
         <w:rPr>
           <w:rFonts w:ascii="Times New Roman" w:eastAsia="Times New Roman" w:hAnsi="Times New Roman" w:cs="Times New Roman"/>
+          <w:noProof/>
           <w:color w:val="auto"/>
           <w:sz w:val="24"/>
           <w:szCs w:val="24"/>
@@ -6232,6 +6014,7 @@
       <w:r>
         <w:rPr>
           <w:rFonts w:ascii="Times New Roman" w:eastAsia="Times New Roman" w:hAnsi="Times New Roman" w:cs="Times New Roman"/>
+          <w:noProof/>
           <w:color w:val="auto"/>
           <w:sz w:val="24"/>
           <w:szCs w:val="24"/>
@@ -6516,29 +6299,7 @@
           <w:szCs w:val="24"/>
           <w:lang w:eastAsia="en-US"/>
         </w:rPr>
-        <w:t xml:space="preserve"> Students who meet both the academic performance and attendance requirements. These students </w:t>
-      </w:r>
-      <w:proofErr w:type="gramStart"/>
-      <w:r>
-        <w:rPr>
-          <w:rFonts w:ascii="Times New Roman" w:eastAsia="Times New Roman" w:hAnsi="Times New Roman" w:cs="Times New Roman"/>
-          <w:color w:val="auto"/>
-          <w:sz w:val="24"/>
-          <w:szCs w:val="24"/>
-          <w:lang w:eastAsia="en-US"/>
-        </w:rPr>
-        <w:t>are considered to be</w:t>
-      </w:r>
-      <w:proofErr w:type="gramEnd"/>
-      <w:r>
-        <w:rPr>
-          <w:rFonts w:ascii="Times New Roman" w:eastAsia="Times New Roman" w:hAnsi="Times New Roman" w:cs="Times New Roman"/>
-          <w:color w:val="auto"/>
-          <w:sz w:val="24"/>
-          <w:szCs w:val="24"/>
-          <w:lang w:eastAsia="en-US"/>
-        </w:rPr>
-        <w:t xml:space="preserve"> progressing satisfactorily and require only routine monitoring. </w:t>
+        <w:t xml:space="preserve"> Students who meet both the academic performance and attendance requirements. These students are considered to be progressing satisfactorily and require only routine monitoring. </w:t>
       </w:r>
     </w:p>
     <w:p>
@@ -6600,29 +6361,7 @@
           <w:szCs w:val="24"/>
           <w:lang w:eastAsia="en-US"/>
         </w:rPr>
-        <w:t xml:space="preserve"> Displays the proportion of students classified as Red, Yellow, and Green, enabling educators to understand the overall distribution of student risk levels </w:t>
-      </w:r>
-      <w:proofErr w:type="gramStart"/>
-      <w:r>
-        <w:rPr>
-          <w:rFonts w:ascii="Times New Roman" w:eastAsia="Times New Roman" w:hAnsi="Times New Roman" w:cs="Times New Roman"/>
-          <w:color w:val="auto"/>
-          <w:sz w:val="24"/>
-          <w:szCs w:val="24"/>
-          <w:lang w:eastAsia="en-US"/>
-        </w:rPr>
-        <w:t>at a glance</w:t>
-      </w:r>
-      <w:proofErr w:type="gramEnd"/>
-      <w:r>
-        <w:rPr>
-          <w:rFonts w:ascii="Times New Roman" w:eastAsia="Times New Roman" w:hAnsi="Times New Roman" w:cs="Times New Roman"/>
-          <w:color w:val="auto"/>
-          <w:sz w:val="24"/>
-          <w:szCs w:val="24"/>
-          <w:lang w:eastAsia="en-US"/>
-        </w:rPr>
-        <w:t xml:space="preserve">. </w:t>
+        <w:t xml:space="preserve"> Displays the proportion of students classified as Red, Yellow, and Green, enabling educators to understand the overall distribution of student risk levels at a glance. </w:t>
       </w:r>
     </w:p>
     <w:p>
@@ -6801,29 +6540,7 @@
           <w:szCs w:val="24"/>
           <w:lang w:eastAsia="en-US"/>
         </w:rPr>
-        <w:t xml:space="preserve">The dashboard is designed to update automatically whenever new student </w:t>
-      </w:r>
-      <w:proofErr w:type="gramStart"/>
-      <w:r>
-        <w:rPr>
-          <w:rFonts w:ascii="Times New Roman" w:eastAsia="Times New Roman" w:hAnsi="Times New Roman" w:cs="Times New Roman"/>
-          <w:color w:val="auto"/>
-          <w:sz w:val="24"/>
-          <w:szCs w:val="24"/>
-          <w:lang w:eastAsia="en-US"/>
-        </w:rPr>
-        <w:t>scores</w:t>
-      </w:r>
-      <w:proofErr w:type="gramEnd"/>
-      <w:r>
-        <w:rPr>
-          <w:rFonts w:ascii="Times New Roman" w:eastAsia="Times New Roman" w:hAnsi="Times New Roman" w:cs="Times New Roman"/>
-          <w:color w:val="auto"/>
-          <w:sz w:val="24"/>
-          <w:szCs w:val="24"/>
-          <w:lang w:eastAsia="en-US"/>
-        </w:rPr>
-        <w:t xml:space="preserve"> or attendance records are entered into the Student Data worksheet. This ensures that all Key Performance Indicators, charts, and summary tables remain current without requiring manual recalculation.</w:t>
+        <w:t>The dashboard is designed to update automatically whenever new student scores or attendance records are entered into the Student Data worksheet. This ensures that all Key Performance Indicators, charts, and summary tables remain current without requiring manual recalculation.</w:t>
       </w:r>
     </w:p>
     <w:p>
@@ -7512,29 +7229,7 @@
           <w:szCs w:val="24"/>
           <w:lang w:eastAsia="en-US"/>
         </w:rPr>
-        <w:t>Orange Data Mining Workflow (.</w:t>
-      </w:r>
-      <w:proofErr w:type="spellStart"/>
-      <w:r>
-        <w:rPr>
-          <w:rFonts w:ascii="Times New Roman" w:eastAsia="Times New Roman" w:hAnsi="Times New Roman" w:cs="Times New Roman"/>
-          <w:color w:val="auto"/>
-          <w:sz w:val="24"/>
-          <w:szCs w:val="24"/>
-          <w:lang w:eastAsia="en-US"/>
-        </w:rPr>
-        <w:t>ows</w:t>
-      </w:r>
-      <w:proofErr w:type="spellEnd"/>
-      <w:r>
-        <w:rPr>
-          <w:rFonts w:ascii="Times New Roman" w:eastAsia="Times New Roman" w:hAnsi="Times New Roman" w:cs="Times New Roman"/>
-          <w:color w:val="auto"/>
-          <w:sz w:val="24"/>
-          <w:szCs w:val="24"/>
-          <w:lang w:eastAsia="en-US"/>
-        </w:rPr>
-        <w:t xml:space="preserve">) </w:t>
+        <w:t xml:space="preserve">Orange Data Mining Workflow (.ows) </w:t>
       </w:r>
     </w:p>
     <w:p>
@@ -8011,29 +7706,7 @@
           <w:szCs w:val="24"/>
           <w:lang w:eastAsia="en-US"/>
         </w:rPr>
-        <w:t xml:space="preserve">Both Google Docs and GitHub provide verifiable version histories that demonstrate continuous project development and collaboration. The recorded timestamps, </w:t>
-      </w:r>
-      <w:proofErr w:type="gramStart"/>
-      <w:r>
-        <w:rPr>
-          <w:rFonts w:ascii="Times New Roman" w:eastAsia="Times New Roman" w:hAnsi="Times New Roman" w:cs="Times New Roman"/>
-          <w:color w:val="auto"/>
-          <w:sz w:val="24"/>
-          <w:szCs w:val="24"/>
-          <w:lang w:eastAsia="en-US"/>
-        </w:rPr>
-        <w:t>edit</w:t>
-      </w:r>
-      <w:proofErr w:type="gramEnd"/>
-      <w:r>
-        <w:rPr>
-          <w:rFonts w:ascii="Times New Roman" w:eastAsia="Times New Roman" w:hAnsi="Times New Roman" w:cs="Times New Roman"/>
-          <w:color w:val="auto"/>
-          <w:sz w:val="24"/>
-          <w:szCs w:val="24"/>
-          <w:lang w:eastAsia="en-US"/>
-        </w:rPr>
-        <w:t xml:space="preserve"> histories, and repository commits confirm that the project was developed incrementally through multiple stages, including data preparation, machine learning workflow development, dashboard implementation, testing, evaluation, and documentation. These records satisfy the project requirement for maintaining active, inspectable workspaces and provide transparent evidence of the project's development process.</w:t>
+        <w:t>Both Google Docs and GitHub provide verifiable version histories that demonstrate continuous project development and collaboration. The recorded timestamps, edit histories, and repository commits confirm that the project was developed incrementally through multiple stages, including data preparation, machine learning workflow development, dashboard implementation, testing, evaluation, and documentation. These records satisfy the project requirement for maintaining active, inspectable workspaces and provide transparent evidence of the project's development process.</w:t>
       </w:r>
     </w:p>
     <w:p>
@@ -8338,15 +8011,7 @@
         <w:pStyle w:val="font-claude-response-body"/>
       </w:pPr>
       <w:r>
-        <w:t xml:space="preserve">We deliberately built this system as a transparent, rule-based decision tree rather than reaching for a more powerful predictive model like a neural network or ensemble classifier, because the whole point of this tool is trust, not raw predictive accuracy. A teacher looking at a flagged student needs to be able to explain, in one sentence, exactly why that student was flagged — an average below 60%, attendance below 75%, or both. A black-box model can't offer that; even if it's more accurate on paper, nobody using it could explain its reasoning to a parent or administrator. The trade-off we accepted is real: our system can't detect subtler or interacting risk patterns a more complex model might catch, and it lives or dies by whether 60% and 75% are </w:t>
-      </w:r>
-      <w:proofErr w:type="gramStart"/>
-      <w:r>
-        <w:t>actually the</w:t>
-      </w:r>
-      <w:proofErr w:type="gramEnd"/>
-      <w:r>
-        <w:t xml:space="preserve"> right cutoffs — which is a policy decision, not something the model can verify on its own. For a tool that will influence real interventions with real students, we decided that being explainable and auditable mattered more than squeezing out marginal predictive gains.</w:t>
+        <w:t>We deliberately built this system as a transparent, rule-based decision tree rather than reaching for a more powerful predictive model like a neural network or ensemble classifier, because the whole point of this tool is trust, not raw predictive accuracy. A teacher looking at a flagged student needs to be able to explain, in one sentence, exactly why that student was flagged — an average below 60%, attendance below 75%, or both. A black-box model can't offer that; even if it's more accurate on paper, nobody using it could explain its reasoning to a parent or administrator. The trade-off we accepted is real: our system can't detect subtler or interacting risk patterns a more complex model might catch, and it lives or dies by whether 60% and 75% are actually the right cutoffs — which is a policy decision, not something the model can verify on its own. For a tool that will influence real interventions with real students, we decided that being explainable and auditable mattered more than squeezing out marginal predictive gains.</w:t>
       </w:r>
     </w:p>
     <w:p>
@@ -8375,15 +8040,7 @@
         <w:t>why</w:t>
       </w:r>
       <w:r>
-        <w:t xml:space="preserve"> a number dropped — a health issue, an unstable home situation, a family emergency. Attendance and grade records are also sensitive personal data, so access to this dashboard needs to be limited to staff who </w:t>
-      </w:r>
-      <w:proofErr w:type="gramStart"/>
-      <w:r>
-        <w:t>actually need</w:t>
-      </w:r>
-      <w:proofErr w:type="gramEnd"/>
-      <w:r>
-        <w:t xml:space="preserve"> it for a legitimate educational reason, not shared broadly. Because the system only reads quantitative inputs, it's blind to the qualitative context a counselor or teacher would notice immediately in a hallway conversation. That's why we treat every flag as the start of a human conversation, never as an automatic verdict — the numbers can tell you </w:t>
+        <w:t xml:space="preserve"> a number dropped — a health issue, an unstable home situation, a family emergency. Attendance and grade records are also sensitive personal data, so access to this dashboard needs to be limited to staff who actually need it for a legitimate educational reason, not shared broadly. Because the system only reads quantitative inputs, it's blind to the qualitative context a counselor or teacher would notice immediately in a hallway conversation. That's why we treat every flag as the start of a human conversation, never as an automatic verdict — the numbers can tell you </w:t>
       </w:r>
       <w:r>
         <w:rPr>
@@ -8420,23 +8077,7 @@
         <w:pStyle w:val="font-claude-response-body"/>
       </w:pPr>
       <w:r>
-        <w:t xml:space="preserve">Our team used Claude (Anthropic) at several specific points in this project: to brainstorm the overall Excel/Orange pipeline structure, to generate a placeholder synthetic dataset so we could build and test the workflow before real student data was available, to help design and build the Excel dashboard's KPI cards and charts, and to help debug the </w:t>
-      </w:r>
-      <w:proofErr w:type="gramStart"/>
-      <w:r>
-        <w:t>Orange</w:t>
-      </w:r>
-      <w:proofErr w:type="gramEnd"/>
-      <w:r>
-        <w:t xml:space="preserve"> workflow after we noticed the suspicious perfect evaluation scores described above. We did not use it to write graded content and submit it unreviewed. Every AI-assisted output was manually checked by the team: we verified the placeholder dataset would be replaced with real data before submission, opened and tested each </w:t>
-      </w:r>
-      <w:proofErr w:type="gramStart"/>
-      <w:r>
-        <w:t>Orange</w:t>
-      </w:r>
-      <w:proofErr w:type="gramEnd"/>
-      <w:r>
-        <w:t xml:space="preserve"> widget connection ourselves rather than trusting the file blindly, and rewrote the report text describing our process in our own words based on what we actually did and observed.</w:t>
+        <w:t>Our team used Claude (Anthropic) at several specific points in this project: to brainstorm the overall Excel/Orange pipeline structure, to generate a placeholder synthetic dataset so we could build and test the workflow before real student data was available, to help design and build the Excel dashboard's KPI cards and charts, and to help debug the Orange workflow after we noticed the suspicious perfect evaluation scores described above. We did not use it to write graded content and submit it unreviewed. Every AI-assisted output was manually checked by the team: we verified the placeholder dataset would be replaced with real data before submission, opened and tested each Orange widget connection ourselves rather than trusting the file blindly, and rewrote the report text describing our process in our own words based on what we actually did and observed.</w:t>
       </w:r>
     </w:p>
     <w:p>
@@ -8463,7 +8104,7 @@
 </file>
 
 <file path=word/endnotes.xml><?xml version="1.0" encoding="utf-8"?>
-<w:endnotes xmlns:wpc="http://schemas.microsoft.com/office/word/2010/wordprocessingCanvas" xmlns:cx="http://schemas.microsoft.com/office/drawing/2014/chartex" xmlns:cx1="http://schemas.microsoft.com/office/drawing/2015/9/8/chartex" xmlns:cx2="http://schemas.microsoft.com/office/drawing/2015/10/21/chartex" xmlns:cx3="http://schemas.microsoft.com/office/drawing/2016/5/9/chartex" xmlns:cx4="http://schemas.microsoft.com/office/drawing/2016/5/10/chartex" xmlns:cx5="http://schemas.microsoft.com/office/drawing/2016/5/11/chartex" xmlns:cx6="http://schemas.microsoft.com/office/drawing/2016/5/12/chartex" xmlns:cx7="http://schemas.microsoft.com/office/drawing/2016/5/13/chartex" xmlns:cx8="http://schemas.microsoft.com/office/drawing/2016/5/14/chartex" xmlns:mc="http://schemas.openxmlformats.org/markup-compatibility/2006" xmlns:aink="http://schemas.microsoft.com/office/drawing/2016/ink" xmlns:am3d="http://schemas.microsoft.com/office/drawing/2017/model3d" xmlns:o="urn:schemas-microsoft-com:office:office" xmlns:oel="http://schemas.microsoft.com/office/2019/extlst" xmlns:r="http://schemas.openxmlformats.org/officeDocument/2006/relationships" xmlns:m="http://schemas.openxmlformats.org/officeDocument/2006/math" xmlns:v="urn:schemas-microsoft-com:vml" xmlns:wp14="http://schemas.microsoft.com/office/word/2010/wordprocessingDrawing" xmlns:wp="http://schemas.openxmlformats.org/drawingml/2006/wordprocessingDrawing" xmlns:w10="urn:schemas-microsoft-com:office:word" xmlns:w="http://schemas.openxmlformats.org/wordprocessingml/2006/main" xmlns:w14="http://schemas.microsoft.com/office/word/2010/wordml" xmlns:w15="http://schemas.microsoft.com/office/word/2012/wordml" xmlns:w16cex="http://schemas.microsoft.com/office/word/2018/wordml/cex" xmlns:w16cid="http://schemas.microsoft.com/office/word/2016/wordml/cid" xmlns:w16="http://schemas.microsoft.com/office/word/2018/wordml" xmlns:w16du="http://schemas.microsoft.com/office/word/2023/wordml/word16du" xmlns:w16sdtdh="http://schemas.microsoft.com/office/word/2020/wordml/sdtdatahash" xmlns:w16sdtfl="http://schemas.microsoft.com/office/word/2024/wordml/sdtformatlock" xmlns:w16se="http://schemas.microsoft.com/office/word/2015/wordml/symex" xmlns:wpg="http://schemas.microsoft.com/office/word/2010/wordprocessingGroup" xmlns:wpi="http://schemas.microsoft.com/office/word/2010/wordprocessingInk" xmlns:wne="http://schemas.microsoft.com/office/word/2006/wordml" xmlns:wps="http://schemas.microsoft.com/office/word/2010/wordprocessingShape" mc:Ignorable="w14 w15 w16se w16cid w16 w16cex w16sdtdh w16sdtfl w16du wp14">
+<w:endnotes xmlns:wpc="http://schemas.microsoft.com/office/word/2010/wordprocessingCanvas" xmlns:cx="http://schemas.microsoft.com/office/drawing/2014/chartex" xmlns:mc="http://schemas.openxmlformats.org/markup-compatibility/2006" xmlns:o="urn:schemas-microsoft-com:office:office" xmlns:r="http://schemas.openxmlformats.org/officeDocument/2006/relationships" xmlns:m="http://schemas.openxmlformats.org/officeDocument/2006/math" xmlns:v="urn:schemas-microsoft-com:vml" xmlns:wp14="http://schemas.microsoft.com/office/word/2010/wordprocessingDrawing" xmlns:wp="http://schemas.openxmlformats.org/drawingml/2006/wordprocessingDrawing" xmlns:w10="urn:schemas-microsoft-com:office:word" xmlns:w="http://schemas.openxmlformats.org/wordprocessingml/2006/main" xmlns:w14="http://schemas.microsoft.com/office/word/2010/wordml" xmlns:w15="http://schemas.microsoft.com/office/word/2012/wordml" xmlns:w16se="http://schemas.microsoft.com/office/word/2015/wordml/symex" xmlns:wpg="http://schemas.microsoft.com/office/word/2010/wordprocessingGroup" xmlns:wpi="http://schemas.microsoft.com/office/word/2010/wordprocessingInk" xmlns:wne="http://schemas.microsoft.com/office/word/2006/wordml" xmlns:wps="http://schemas.microsoft.com/office/word/2010/wordprocessingShape" mc:Ignorable="w14 w15 w16se wp14">
   <w:endnote w:type="separator" w:id="-1">
     <w:p>
       <w:pPr>
@@ -8492,7 +8133,7 @@
 </file>
 
 <file path=word/footer1.xml><?xml version="1.0" encoding="utf-8"?>
-<w:ftr xmlns:wpc="http://schemas.microsoft.com/office/word/2010/wordprocessingCanvas" xmlns:cx="http://schemas.microsoft.com/office/drawing/2014/chartex" xmlns:cx1="http://schemas.microsoft.com/office/drawing/2015/9/8/chartex" xmlns:cx2="http://schemas.microsoft.com/office/drawing/2015/10/21/chartex" xmlns:cx3="http://schemas.microsoft.com/office/drawing/2016/5/9/chartex" xmlns:cx4="http://schemas.microsoft.com/office/drawing/2016/5/10/chartex" xmlns:cx5="http://schemas.microsoft.com/office/drawing/2016/5/11/chartex" xmlns:cx6="http://schemas.microsoft.com/office/drawing/2016/5/12/chartex" xmlns:cx7="http://schemas.microsoft.com/office/drawing/2016/5/13/chartex" xmlns:cx8="http://schemas.microsoft.com/office/drawing/2016/5/14/chartex" xmlns:mc="http://schemas.openxmlformats.org/markup-compatibility/2006" xmlns:aink="http://schemas.microsoft.com/office/drawing/2016/ink" xmlns:am3d="http://schemas.microsoft.com/office/drawing/2017/model3d" xmlns:o="urn:schemas-microsoft-com:office:office" xmlns:oel="http://schemas.microsoft.com/office/2019/extlst" xmlns:r="http://schemas.openxmlformats.org/officeDocument/2006/relationships" xmlns:m="http://schemas.openxmlformats.org/officeDocument/2006/math" xmlns:v="urn:schemas-microsoft-com:vml" xmlns:wp14="http://schemas.microsoft.com/office/word/2010/wordprocessingDrawing" xmlns:wp="http://schemas.openxmlformats.org/drawingml/2006/wordprocessingDrawing" xmlns:w10="urn:schemas-microsoft-com:office:word" xmlns:w="http://schemas.openxmlformats.org/wordprocessingml/2006/main" xmlns:w14="http://schemas.microsoft.com/office/word/2010/wordml" xmlns:w15="http://schemas.microsoft.com/office/word/2012/wordml" xmlns:w16cex="http://schemas.microsoft.com/office/word/2018/wordml/cex" xmlns:w16cid="http://schemas.microsoft.com/office/word/2016/wordml/cid" xmlns:w16="http://schemas.microsoft.com/office/word/2018/wordml" xmlns:w16du="http://schemas.microsoft.com/office/word/2023/wordml/word16du" xmlns:w16sdtdh="http://schemas.microsoft.com/office/word/2020/wordml/sdtdatahash" xmlns:w16sdtfl="http://schemas.microsoft.com/office/word/2024/wordml/sdtformatlock" xmlns:w16se="http://schemas.microsoft.com/office/word/2015/wordml/symex" xmlns:wpg="http://schemas.microsoft.com/office/word/2010/wordprocessingGroup" xmlns:wpi="http://schemas.microsoft.com/office/word/2010/wordprocessingInk" xmlns:wne="http://schemas.microsoft.com/office/word/2006/wordml" xmlns:wps="http://schemas.microsoft.com/office/word/2010/wordprocessingShape" mc:Ignorable="w14 w15 w16se w16cid w16 w16cex w16sdtdh w16sdtfl w16du wp14">
+<w:ftr xmlns:wpc="http://schemas.microsoft.com/office/word/2010/wordprocessingCanvas" xmlns:cx="http://schemas.microsoft.com/office/drawing/2014/chartex" xmlns:mc="http://schemas.openxmlformats.org/markup-compatibility/2006" xmlns:o="urn:schemas-microsoft-com:office:office" xmlns:r="http://schemas.openxmlformats.org/officeDocument/2006/relationships" xmlns:m="http://schemas.openxmlformats.org/officeDocument/2006/math" xmlns:v="urn:schemas-microsoft-com:vml" xmlns:wp14="http://schemas.microsoft.com/office/word/2010/wordprocessingDrawing" xmlns:wp="http://schemas.openxmlformats.org/drawingml/2006/wordprocessingDrawing" xmlns:w10="urn:schemas-microsoft-com:office:word" xmlns:w="http://schemas.openxmlformats.org/wordprocessingml/2006/main" xmlns:w14="http://schemas.microsoft.com/office/word/2010/wordml" xmlns:w15="http://schemas.microsoft.com/office/word/2012/wordml" xmlns:w16se="http://schemas.microsoft.com/office/word/2015/wordml/symex" xmlns:wpg="http://schemas.microsoft.com/office/word/2010/wordprocessingGroup" xmlns:wpi="http://schemas.microsoft.com/office/word/2010/wordprocessingInk" xmlns:wne="http://schemas.microsoft.com/office/word/2006/wordml" xmlns:wps="http://schemas.microsoft.com/office/word/2010/wordprocessingShape" mc:Ignorable="w14 w15 w16se wp14">
   <w:p>
     <w:pPr>
       <w:pStyle w:val="Footer"/>
@@ -8500,6 +8141,7 @@
     <w:r>
       <w:rPr>
         <w:noProof/>
+        <w:lang w:eastAsia="en-US"/>
       </w:rPr>
       <mc:AlternateContent>
         <mc:Choice Requires="wps">
@@ -8518,7 +8160,7 @@
               <wp:docPr id="944684457" name="Text Box 16" descr="Restricted - مقيد ">
                 <a:extLst xmlns:a="http://schemas.openxmlformats.org/drawingml/2006/main">
                   <a:ext uri="{5AE41FA2-C0FF-4470-9BD4-5FADCA87CBE2}">
-                    <aclsh:classification xmlns:aclsh="http://schemas.microsoft.com/office/drawing/2020/classificationShape" classificationOutcomeType="ftr"/>
+                    <aclsh:classification xmlns:aclsh="http://schemas.microsoft.com/office/drawing/2020/classificationShape" xmlns:w16sdtfl="http://schemas.microsoft.com/office/word/2024/wordml/sdtformatlock" xmlns:w16sdtdh="http://schemas.microsoft.com/office/word/2020/wordml/sdtdatahash" xmlns:w16du="http://schemas.microsoft.com/office/word/2023/wordml/word16du" xmlns:w16="http://schemas.microsoft.com/office/word/2018/wordml" xmlns:w16cid="http://schemas.microsoft.com/office/word/2016/wordml/cid" xmlns:w16cex="http://schemas.microsoft.com/office/word/2018/wordml/cex" xmlns:w="http://schemas.openxmlformats.org/wordprocessingml/2006/main" xmlns:w10="urn:schemas-microsoft-com:office:word" xmlns:v="urn:schemas-microsoft-com:vml" xmlns:oel="http://schemas.microsoft.com/office/2019/extlst" xmlns:o="urn:schemas-microsoft-com:office:office" xmlns:am3d="http://schemas.microsoft.com/office/drawing/2017/model3d" xmlns:aink="http://schemas.microsoft.com/office/drawing/2016/ink" xmlns:cx8="http://schemas.microsoft.com/office/drawing/2016/5/14/chartex" xmlns:cx7="http://schemas.microsoft.com/office/drawing/2016/5/13/chartex" xmlns:cx6="http://schemas.microsoft.com/office/drawing/2016/5/12/chartex" xmlns:cx5="http://schemas.microsoft.com/office/drawing/2016/5/11/chartex" xmlns:cx4="http://schemas.microsoft.com/office/drawing/2016/5/10/chartex" xmlns:cx3="http://schemas.microsoft.com/office/drawing/2016/5/9/chartex" xmlns:cx2="http://schemas.microsoft.com/office/drawing/2015/10/21/chartex" xmlns:cx1="http://schemas.microsoft.com/office/drawing/2015/9/8/chartex" xmlns="" classificationOutcomeType="ftr"/>
                   </a:ext>
                 </a:extLst>
               </wp:docPr>
@@ -8562,7 +8204,7 @@
                           </w:r>
                           <w:r>
                             <w:rPr>
-                              <w:rFonts w:ascii="Aptos" w:eastAsia="Aptos" w:hAnsi="Aptos" w:cs="Aptos"/>
+                              <w:rFonts w:ascii="Aptos" w:eastAsia="Aptos" w:hAnsi="Aptos" w:cs="Times New Roman"/>
                               <w:noProof/>
                               <w:color w:val="000000"/>
                               <w:rtl/>
@@ -8592,7 +8234,7 @@
             </wp:anchor>
           </w:drawing>
         </mc:Choice>
-        <mc:Fallback>
+        <mc:Fallback xmlns:w16sdtfl="http://schemas.microsoft.com/office/word/2024/wordml/sdtformatlock" xmlns:w16sdtdh="http://schemas.microsoft.com/office/word/2020/wordml/sdtdatahash" xmlns:w16du="http://schemas.microsoft.com/office/word/2023/wordml/word16du" xmlns:w16="http://schemas.microsoft.com/office/word/2018/wordml" xmlns:w16cid="http://schemas.microsoft.com/office/word/2016/wordml/cid" xmlns:w16cex="http://schemas.microsoft.com/office/word/2018/wordml/cex" xmlns:oel="http://schemas.microsoft.com/office/2019/extlst" xmlns:am3d="http://schemas.microsoft.com/office/drawing/2017/model3d" xmlns:aink="http://schemas.microsoft.com/office/drawing/2016/ink" xmlns:cx8="http://schemas.microsoft.com/office/drawing/2016/5/14/chartex" xmlns:cx7="http://schemas.microsoft.com/office/drawing/2016/5/13/chartex" xmlns:cx6="http://schemas.microsoft.com/office/drawing/2016/5/12/chartex" xmlns:cx5="http://schemas.microsoft.com/office/drawing/2016/5/11/chartex" xmlns:cx4="http://schemas.microsoft.com/office/drawing/2016/5/10/chartex" xmlns:cx3="http://schemas.microsoft.com/office/drawing/2016/5/9/chartex" xmlns:cx2="http://schemas.microsoft.com/office/drawing/2015/10/21/chartex" xmlns:cx1="http://schemas.microsoft.com/office/drawing/2015/9/8/chartex">
           <w:pict>
             <v:shapetype w14:anchorId="4A1CD953" id="_x0000_t202" coordsize="21600,21600" o:spt="202" path="m,l,21600r21600,l21600,xe">
               <v:stroke joinstyle="miter"/>
@@ -8649,7 +8291,7 @@
 </file>
 
 <file path=word/footnotes.xml><?xml version="1.0" encoding="utf-8"?>
-<w:footnotes xmlns:wpc="http://schemas.microsoft.com/office/word/2010/wordprocessingCanvas" xmlns:cx="http://schemas.microsoft.com/office/drawing/2014/chartex" xmlns:cx1="http://schemas.microsoft.com/office/drawing/2015/9/8/chartex" xmlns:cx2="http://schemas.microsoft.com/office/drawing/2015/10/21/chartex" xmlns:cx3="http://schemas.microsoft.com/office/drawing/2016/5/9/chartex" xmlns:cx4="http://schemas.microsoft.com/office/drawing/2016/5/10/chartex" xmlns:cx5="http://schemas.microsoft.com/office/drawing/2016/5/11/chartex" xmlns:cx6="http://schemas.microsoft.com/office/drawing/2016/5/12/chartex" xmlns:cx7="http://schemas.microsoft.com/office/drawing/2016/5/13/chartex" xmlns:cx8="http://schemas.microsoft.com/office/drawing/2016/5/14/chartex" xmlns:mc="http://schemas.openxmlformats.org/markup-compatibility/2006" xmlns:aink="http://schemas.microsoft.com/office/drawing/2016/ink" xmlns:am3d="http://schemas.microsoft.com/office/drawing/2017/model3d" xmlns:o="urn:schemas-microsoft-com:office:office" xmlns:oel="http://schemas.microsoft.com/office/2019/extlst" xmlns:r="http://schemas.openxmlformats.org/officeDocument/2006/relationships" xmlns:m="http://schemas.openxmlformats.org/officeDocument/2006/math" xmlns:v="urn:schemas-microsoft-com:vml" xmlns:wp14="http://schemas.microsoft.com/office/word/2010/wordprocessingDrawing" xmlns:wp="http://schemas.openxmlformats.org/drawingml/2006/wordprocessingDrawing" xmlns:w10="urn:schemas-microsoft-com:office:word" xmlns:w="http://schemas.openxmlformats.org/wordprocessingml/2006/main" xmlns:w14="http://schemas.microsoft.com/office/word/2010/wordml" xmlns:w15="http://schemas.microsoft.com/office/word/2012/wordml" xmlns:w16cex="http://schemas.microsoft.com/office/word/2018/wordml/cex" xmlns:w16cid="http://schemas.microsoft.com/office/word/2016/wordml/cid" xmlns:w16="http://schemas.microsoft.com/office/word/2018/wordml" xmlns:w16du="http://schemas.microsoft.com/office/word/2023/wordml/word16du" xmlns:w16sdtdh="http://schemas.microsoft.com/office/word/2020/wordml/sdtdatahash" xmlns:w16sdtfl="http://schemas.microsoft.com/office/word/2024/wordml/sdtformatlock" xmlns:w16se="http://schemas.microsoft.com/office/word/2015/wordml/symex" xmlns:wpg="http://schemas.microsoft.com/office/word/2010/wordprocessingGroup" xmlns:wpi="http://schemas.microsoft.com/office/word/2010/wordprocessingInk" xmlns:wne="http://schemas.microsoft.com/office/word/2006/wordml" xmlns:wps="http://schemas.microsoft.com/office/word/2010/wordprocessingShape" mc:Ignorable="w14 w15 w16se w16cid w16 w16cex w16sdtdh w16sdtfl w16du wp14">
+<w:footnotes xmlns:wpc="http://schemas.microsoft.com/office/word/2010/wordprocessingCanvas" xmlns:cx="http://schemas.microsoft.com/office/drawing/2014/chartex" xmlns:mc="http://schemas.openxmlformats.org/markup-compatibility/2006" xmlns:o="urn:schemas-microsoft-com:office:office" xmlns:r="http://schemas.openxmlformats.org/officeDocument/2006/relationships" xmlns:m="http://schemas.openxmlformats.org/officeDocument/2006/math" xmlns:v="urn:schemas-microsoft-com:vml" xmlns:wp14="http://schemas.microsoft.com/office/word/2010/wordprocessingDrawing" xmlns:wp="http://schemas.openxmlformats.org/drawingml/2006/wordprocessingDrawing" xmlns:w10="urn:schemas-microsoft-com:office:word" xmlns:w="http://schemas.openxmlformats.org/wordprocessingml/2006/main" xmlns:w14="http://schemas.microsoft.com/office/word/2010/wordml" xmlns:w15="http://schemas.microsoft.com/office/word/2012/wordml" xmlns:w16se="http://schemas.microsoft.com/office/word/2015/wordml/symex" xmlns:wpg="http://schemas.microsoft.com/office/word/2010/wordprocessingGroup" xmlns:wpi="http://schemas.microsoft.com/office/word/2010/wordprocessingInk" xmlns:wne="http://schemas.microsoft.com/office/word/2006/wordml" xmlns:wps="http://schemas.microsoft.com/office/word/2010/wordprocessingShape" mc:Ignorable="w14 w15 w16se wp14">
   <w:footnote w:type="separator" w:id="-1">
     <w:p>
       <w:pPr>
@@ -8678,7 +8320,7 @@
 </file>
 
 <file path=word/header1.xml><?xml version="1.0" encoding="utf-8"?>
-<w:hdr xmlns:wpc="http://schemas.microsoft.com/office/word/2010/wordprocessingCanvas" xmlns:cx="http://schemas.microsoft.com/office/drawing/2014/chartex" xmlns:cx1="http://schemas.microsoft.com/office/drawing/2015/9/8/chartex" xmlns:cx2="http://schemas.microsoft.com/office/drawing/2015/10/21/chartex" xmlns:cx3="http://schemas.microsoft.com/office/drawing/2016/5/9/chartex" xmlns:cx4="http://schemas.microsoft.com/office/drawing/2016/5/10/chartex" xmlns:cx5="http://schemas.microsoft.com/office/drawing/2016/5/11/chartex" xmlns:cx6="http://schemas.microsoft.com/office/drawing/2016/5/12/chartex" xmlns:cx7="http://schemas.microsoft.com/office/drawing/2016/5/13/chartex" xmlns:cx8="http://schemas.microsoft.com/office/drawing/2016/5/14/chartex" xmlns:mc="http://schemas.openxmlformats.org/markup-compatibility/2006" xmlns:aink="http://schemas.microsoft.com/office/drawing/2016/ink" xmlns:am3d="http://schemas.microsoft.com/office/drawing/2017/model3d" xmlns:o="urn:schemas-microsoft-com:office:office" xmlns:oel="http://schemas.microsoft.com/office/2019/extlst" xmlns:r="http://schemas.openxmlformats.org/officeDocument/2006/relationships" xmlns:m="http://schemas.openxmlformats.org/officeDocument/2006/math" xmlns:v="urn:schemas-microsoft-com:vml" xmlns:wp14="http://schemas.microsoft.com/office/word/2010/wordprocessingDrawing" xmlns:wp="http://schemas.openxmlformats.org/drawingml/2006/wordprocessingDrawing" xmlns:w10="urn:schemas-microsoft-com:office:word" xmlns:w="http://schemas.openxmlformats.org/wordprocessingml/2006/main" xmlns:w14="http://schemas.microsoft.com/office/word/2010/wordml" xmlns:w15="http://schemas.microsoft.com/office/word/2012/wordml" xmlns:w16cex="http://schemas.microsoft.com/office/word/2018/wordml/cex" xmlns:w16cid="http://schemas.microsoft.com/office/word/2016/wordml/cid" xmlns:w16="http://schemas.microsoft.com/office/word/2018/wordml" xmlns:w16du="http://schemas.microsoft.com/office/word/2023/wordml/word16du" xmlns:w16sdtdh="http://schemas.microsoft.com/office/word/2020/wordml/sdtdatahash" xmlns:w16sdtfl="http://schemas.microsoft.com/office/word/2024/wordml/sdtformatlock" xmlns:w16se="http://schemas.microsoft.com/office/word/2015/wordml/symex" xmlns:wpg="http://schemas.microsoft.com/office/word/2010/wordprocessingGroup" xmlns:wpi="http://schemas.microsoft.com/office/word/2010/wordprocessingInk" xmlns:wne="http://schemas.microsoft.com/office/word/2006/wordml" xmlns:wps="http://schemas.microsoft.com/office/word/2010/wordprocessingShape" mc:Ignorable="w14 w15 w16se w16cid w16 w16cex w16sdtdh w16sdtfl w16du wp14">
+<w:hdr xmlns:wpc="http://schemas.microsoft.com/office/word/2010/wordprocessingCanvas" xmlns:cx="http://schemas.microsoft.com/office/drawing/2014/chartex" xmlns:mc="http://schemas.openxmlformats.org/markup-compatibility/2006" xmlns:o="urn:schemas-microsoft-com:office:office" xmlns:r="http://schemas.openxmlformats.org/officeDocument/2006/relationships" xmlns:m="http://schemas.openxmlformats.org/officeDocument/2006/math" xmlns:v="urn:schemas-microsoft-com:vml" xmlns:wp14="http://schemas.microsoft.com/office/word/2010/wordprocessingDrawing" xmlns:wp="http://schemas.openxmlformats.org/drawingml/2006/wordprocessingDrawing" xmlns:w10="urn:schemas-microsoft-com:office:word" xmlns:w="http://schemas.openxmlformats.org/wordprocessingml/2006/main" xmlns:w14="http://schemas.microsoft.com/office/word/2010/wordml" xmlns:w15="http://schemas.microsoft.com/office/word/2012/wordml" xmlns:w16se="http://schemas.microsoft.com/office/word/2015/wordml/symex" xmlns:wpg="http://schemas.microsoft.com/office/word/2010/wordprocessingGroup" xmlns:wpi="http://schemas.microsoft.com/office/word/2010/wordprocessingInk" xmlns:wne="http://schemas.microsoft.com/office/word/2006/wordml" xmlns:wps="http://schemas.microsoft.com/office/word/2010/wordprocessingShape" mc:Ignorable="w14 w15 w16se wp14">
   <w:tbl>
     <w:tblPr>
       <w:tblW w:w="6410" w:type="pct"/>
@@ -8778,7 +8420,7 @@
 </file>
 
 <file path=word/header2.xml><?xml version="1.0" encoding="utf-8"?>
-<w:hdr xmlns:wpc="http://schemas.microsoft.com/office/word/2010/wordprocessingCanvas" xmlns:cx="http://schemas.microsoft.com/office/drawing/2014/chartex" xmlns:cx1="http://schemas.microsoft.com/office/drawing/2015/9/8/chartex" xmlns:cx2="http://schemas.microsoft.com/office/drawing/2015/10/21/chartex" xmlns:cx3="http://schemas.microsoft.com/office/drawing/2016/5/9/chartex" xmlns:cx4="http://schemas.microsoft.com/office/drawing/2016/5/10/chartex" xmlns:cx5="http://schemas.microsoft.com/office/drawing/2016/5/11/chartex" xmlns:cx6="http://schemas.microsoft.com/office/drawing/2016/5/12/chartex" xmlns:cx7="http://schemas.microsoft.com/office/drawing/2016/5/13/chartex" xmlns:cx8="http://schemas.microsoft.com/office/drawing/2016/5/14/chartex" xmlns:mc="http://schemas.openxmlformats.org/markup-compatibility/2006" xmlns:aink="http://schemas.microsoft.com/office/drawing/2016/ink" xmlns:am3d="http://schemas.microsoft.com/office/drawing/2017/model3d" xmlns:o="urn:schemas-microsoft-com:office:office" xmlns:oel="http://schemas.microsoft.com/office/2019/extlst" xmlns:r="http://schemas.openxmlformats.org/officeDocument/2006/relationships" xmlns:m="http://schemas.openxmlformats.org/officeDocument/2006/math" xmlns:v="urn:schemas-microsoft-com:vml" xmlns:wp14="http://schemas.microsoft.com/office/word/2010/wordprocessingDrawing" xmlns:wp="http://schemas.openxmlformats.org/drawingml/2006/wordprocessingDrawing" xmlns:w10="urn:schemas-microsoft-com:office:word" xmlns:w="http://schemas.openxmlformats.org/wordprocessingml/2006/main" xmlns:w14="http://schemas.microsoft.com/office/word/2010/wordml" xmlns:w15="http://schemas.microsoft.com/office/word/2012/wordml" xmlns:w16cex="http://schemas.microsoft.com/office/word/2018/wordml/cex" xmlns:w16cid="http://schemas.microsoft.com/office/word/2016/wordml/cid" xmlns:w16="http://schemas.microsoft.com/office/word/2018/wordml" xmlns:w16du="http://schemas.microsoft.com/office/word/2023/wordml/word16du" xmlns:w16sdtdh="http://schemas.microsoft.com/office/word/2020/wordml/sdtdatahash" xmlns:w16sdtfl="http://schemas.microsoft.com/office/word/2024/wordml/sdtformatlock" xmlns:w16se="http://schemas.microsoft.com/office/word/2015/wordml/symex" xmlns:wpg="http://schemas.microsoft.com/office/word/2010/wordprocessingGroup" xmlns:wpi="http://schemas.microsoft.com/office/word/2010/wordprocessingInk" xmlns:wne="http://schemas.microsoft.com/office/word/2006/wordml" xmlns:wps="http://schemas.microsoft.com/office/word/2010/wordprocessingShape" mc:Ignorable="w14 w15 w16se w16cid w16 w16cex w16sdtdh w16sdtfl w16du wp14">
+<w:hdr xmlns:wpc="http://schemas.microsoft.com/office/word/2010/wordprocessingCanvas" xmlns:cx="http://schemas.microsoft.com/office/drawing/2014/chartex" xmlns:mc="http://schemas.openxmlformats.org/markup-compatibility/2006" xmlns:o="urn:schemas-microsoft-com:office:office" xmlns:r="http://schemas.openxmlformats.org/officeDocument/2006/relationships" xmlns:m="http://schemas.openxmlformats.org/officeDocument/2006/math" xmlns:v="urn:schemas-microsoft-com:vml" xmlns:wp14="http://schemas.microsoft.com/office/word/2010/wordprocessingDrawing" xmlns:wp="http://schemas.openxmlformats.org/drawingml/2006/wordprocessingDrawing" xmlns:w10="urn:schemas-microsoft-com:office:word" xmlns:w="http://schemas.openxmlformats.org/wordprocessingml/2006/main" xmlns:w14="http://schemas.microsoft.com/office/word/2010/wordml" xmlns:w15="http://schemas.microsoft.com/office/word/2012/wordml" xmlns:w16se="http://schemas.microsoft.com/office/word/2015/wordml/symex" xmlns:wpg="http://schemas.microsoft.com/office/word/2010/wordprocessingGroup" xmlns:wpi="http://schemas.microsoft.com/office/word/2010/wordprocessingInk" xmlns:wne="http://schemas.microsoft.com/office/word/2006/wordml" xmlns:wps="http://schemas.microsoft.com/office/word/2010/wordprocessingShape" mc:Ignorable="w14 w15 w16se wp14">
   <w:p>
     <w:r>
       <w:rPr>
@@ -8955,7 +8597,7 @@
             </wp:anchor>
           </w:drawing>
         </mc:Choice>
-        <mc:Fallback>
+        <mc:Fallback xmlns:w16sdtfl="http://schemas.microsoft.com/office/word/2024/wordml/sdtformatlock" xmlns:w16sdtdh="http://schemas.microsoft.com/office/word/2020/wordml/sdtdatahash" xmlns:w16du="http://schemas.microsoft.com/office/word/2023/wordml/word16du" xmlns:w16="http://schemas.microsoft.com/office/word/2018/wordml" xmlns:w16cid="http://schemas.microsoft.com/office/word/2016/wordml/cid" xmlns:w16cex="http://schemas.microsoft.com/office/word/2018/wordml/cex" xmlns:oel="http://schemas.microsoft.com/office/2019/extlst" xmlns:am3d="http://schemas.microsoft.com/office/drawing/2017/model3d" xmlns:aink="http://schemas.microsoft.com/office/drawing/2016/ink" xmlns:cx8="http://schemas.microsoft.com/office/drawing/2016/5/14/chartex" xmlns:cx7="http://schemas.microsoft.com/office/drawing/2016/5/13/chartex" xmlns:cx6="http://schemas.microsoft.com/office/drawing/2016/5/12/chartex" xmlns:cx5="http://schemas.microsoft.com/office/drawing/2016/5/11/chartex" xmlns:cx4="http://schemas.microsoft.com/office/drawing/2016/5/10/chartex" xmlns:cx3="http://schemas.microsoft.com/office/drawing/2016/5/9/chartex" xmlns:cx2="http://schemas.microsoft.com/office/drawing/2015/10/21/chartex" xmlns:cx1="http://schemas.microsoft.com/office/drawing/2015/9/8/chartex">
           <w:pict>
             <v:line w14:anchorId="7169C831" id="Straight Connector 6" o:spid="_x0000_s1026" style="position:absolute;z-index:251660288;visibility:visible;mso-wrap-style:square;mso-width-percent:0;mso-height-percent:0;mso-wrap-distance-left:9pt;mso-wrap-distance-top:-3e-5mm;mso-wrap-distance-right:9pt;mso-wrap-distance-bottom:-3e-5mm;mso-position-horizontal:absolute;mso-position-horizontal-relative:text;mso-position-vertical:absolute;mso-position-vertical-relative:text;mso-width-percent:0;mso-height-percent:0;mso-width-relative:page;mso-height-relative:page" from="-68.95pt,-666.45pt" to="489.05pt,-666.45pt" o:gfxdata="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" strokecolor="#4f81bd" strokeweight="2pt">
               <v:shadow on="t" opacity="24903f" origin=",.5" offset="0,.55556mm"/>
@@ -8970,7 +8612,7 @@
 </file>
 
 <file path=word/header3.xml><?xml version="1.0" encoding="utf-8"?>
-<w:hdr xmlns:wpc="http://schemas.microsoft.com/office/word/2010/wordprocessingCanvas" xmlns:cx="http://schemas.microsoft.com/office/drawing/2014/chartex" xmlns:cx1="http://schemas.microsoft.com/office/drawing/2015/9/8/chartex" xmlns:cx2="http://schemas.microsoft.com/office/drawing/2015/10/21/chartex" xmlns:cx3="http://schemas.microsoft.com/office/drawing/2016/5/9/chartex" xmlns:cx4="http://schemas.microsoft.com/office/drawing/2016/5/10/chartex" xmlns:cx5="http://schemas.microsoft.com/office/drawing/2016/5/11/chartex" xmlns:cx6="http://schemas.microsoft.com/office/drawing/2016/5/12/chartex" xmlns:cx7="http://schemas.microsoft.com/office/drawing/2016/5/13/chartex" xmlns:cx8="http://schemas.microsoft.com/office/drawing/2016/5/14/chartex" xmlns:mc="http://schemas.openxmlformats.org/markup-compatibility/2006" xmlns:aink="http://schemas.microsoft.com/office/drawing/2016/ink" xmlns:am3d="http://schemas.microsoft.com/office/drawing/2017/model3d" xmlns:o="urn:schemas-microsoft-com:office:office" xmlns:oel="http://schemas.microsoft.com/office/2019/extlst" xmlns:r="http://schemas.openxmlformats.org/officeDocument/2006/relationships" xmlns:m="http://schemas.openxmlformats.org/officeDocument/2006/math" xmlns:v="urn:schemas-microsoft-com:vml" xmlns:wp14="http://schemas.microsoft.com/office/word/2010/wordprocessingDrawing" xmlns:wp="http://schemas.openxmlformats.org/drawingml/2006/wordprocessingDrawing" xmlns:w10="urn:schemas-microsoft-com:office:word" xmlns:w="http://schemas.openxmlformats.org/wordprocessingml/2006/main" xmlns:w14="http://schemas.microsoft.com/office/word/2010/wordml" xmlns:w15="http://schemas.microsoft.com/office/word/2012/wordml" xmlns:w16cex="http://schemas.microsoft.com/office/word/2018/wordml/cex" xmlns:w16cid="http://schemas.microsoft.com/office/word/2016/wordml/cid" xmlns:w16="http://schemas.microsoft.com/office/word/2018/wordml" xmlns:w16du="http://schemas.microsoft.com/office/word/2023/wordml/word16du" xmlns:w16sdtdh="http://schemas.microsoft.com/office/word/2020/wordml/sdtdatahash" xmlns:w16sdtfl="http://schemas.microsoft.com/office/word/2024/wordml/sdtformatlock" xmlns:w16se="http://schemas.microsoft.com/office/word/2015/wordml/symex" xmlns:wpg="http://schemas.microsoft.com/office/word/2010/wordprocessingGroup" xmlns:wpi="http://schemas.microsoft.com/office/word/2010/wordprocessingInk" xmlns:wne="http://schemas.microsoft.com/office/word/2006/wordml" xmlns:wps="http://schemas.microsoft.com/office/word/2010/wordprocessingShape" mc:Ignorable="w14 w15 w16se w16cid w16 w16cex w16sdtdh w16sdtfl w16du wp14">
+<w:hdr xmlns:wpc="http://schemas.microsoft.com/office/word/2010/wordprocessingCanvas" xmlns:cx="http://schemas.microsoft.com/office/drawing/2014/chartex" xmlns:mc="http://schemas.openxmlformats.org/markup-compatibility/2006" xmlns:o="urn:schemas-microsoft-com:office:office" xmlns:r="http://schemas.openxmlformats.org/officeDocument/2006/relationships" xmlns:m="http://schemas.openxmlformats.org/officeDocument/2006/math" xmlns:v="urn:schemas-microsoft-com:vml" xmlns:wp14="http://schemas.microsoft.com/office/word/2010/wordprocessingDrawing" xmlns:wp="http://schemas.openxmlformats.org/drawingml/2006/wordprocessingDrawing" xmlns:w10="urn:schemas-microsoft-com:office:word" xmlns:w="http://schemas.openxmlformats.org/wordprocessingml/2006/main" xmlns:w14="http://schemas.microsoft.com/office/word/2010/wordml" xmlns:w15="http://schemas.microsoft.com/office/word/2012/wordml" xmlns:w16se="http://schemas.microsoft.com/office/word/2015/wordml/symex" xmlns:wpg="http://schemas.microsoft.com/office/word/2010/wordprocessingGroup" xmlns:wpi="http://schemas.microsoft.com/office/word/2010/wordprocessingInk" xmlns:wne="http://schemas.microsoft.com/office/word/2006/wordml" xmlns:wps="http://schemas.microsoft.com/office/word/2010/wordprocessingShape" mc:Ignorable="w14 w15 w16se wp14">
   <w:tbl>
     <w:tblPr>
       <w:tblW w:w="6410" w:type="pct"/>
@@ -9015,7 +8657,7 @@
             <w:fldChar w:fldCharType="separate"/>
           </w:r>
           <w:r>
-            <w:t>04</w:t>
+            <w:t>03</w:t>
           </w:r>
           <w:r>
             <w:fldChar w:fldCharType="end"/>
@@ -9175,7 +8817,7 @@
 </file>
 
 <file path=word/numbering.xml><?xml version="1.0" encoding="utf-8"?>
-<w:numbering xmlns:wpc="http://schemas.microsoft.com/office/word/2010/wordprocessingCanvas" xmlns:cx="http://schemas.microsoft.com/office/drawing/2014/chartex" xmlns:cx1="http://schemas.microsoft.com/office/drawing/2015/9/8/chartex" xmlns:cx2="http://schemas.microsoft.com/office/drawing/2015/10/21/chartex" xmlns:cx3="http://schemas.microsoft.com/office/drawing/2016/5/9/chartex" xmlns:cx4="http://schemas.microsoft.com/office/drawing/2016/5/10/chartex" xmlns:cx5="http://schemas.microsoft.com/office/drawing/2016/5/11/chartex" xmlns:cx6="http://schemas.microsoft.com/office/drawing/2016/5/12/chartex" xmlns:cx7="http://schemas.microsoft.com/office/drawing/2016/5/13/chartex" xmlns:cx8="http://schemas.microsoft.com/office/drawing/2016/5/14/chartex" xmlns:mc="http://schemas.openxmlformats.org/markup-compatibility/2006" xmlns:aink="http://schemas.microsoft.com/office/drawing/2016/ink" xmlns:am3d="http://schemas.microsoft.com/office/drawing/2017/model3d" xmlns:o="urn:schemas-microsoft-com:office:office" xmlns:oel="http://schemas.microsoft.com/office/2019/extlst" xmlns:r="http://schemas.openxmlformats.org/officeDocument/2006/relationships" xmlns:m="http://schemas.openxmlformats.org/officeDocument/2006/math" xmlns:v="urn:schemas-microsoft-com:vml" xmlns:wp14="http://schemas.microsoft.com/office/word/2010/wordprocessingDrawing" xmlns:wp="http://schemas.openxmlformats.org/drawingml/2006/wordprocessingDrawing" xmlns:w10="urn:schemas-microsoft-com:office:word" xmlns:w="http://schemas.openxmlformats.org/wordprocessingml/2006/main" xmlns:w14="http://schemas.microsoft.com/office/word/2010/wordml" xmlns:w15="http://schemas.microsoft.com/office/word/2012/wordml" xmlns:w16cex="http://schemas.microsoft.com/office/word/2018/wordml/cex" xmlns:w16cid="http://schemas.microsoft.com/office/word/2016/wordml/cid" xmlns:w16="http://schemas.microsoft.com/office/word/2018/wordml" xmlns:w16du="http://schemas.microsoft.com/office/word/2023/wordml/word16du" xmlns:w16sdtdh="http://schemas.microsoft.com/office/word/2020/wordml/sdtdatahash" xmlns:w16sdtfl="http://schemas.microsoft.com/office/word/2024/wordml/sdtformatlock" xmlns:w16se="http://schemas.microsoft.com/office/word/2015/wordml/symex" xmlns:wpg="http://schemas.microsoft.com/office/word/2010/wordprocessingGroup" xmlns:wpi="http://schemas.microsoft.com/office/word/2010/wordprocessingInk" xmlns:wne="http://schemas.microsoft.com/office/word/2006/wordml" xmlns:wps="http://schemas.microsoft.com/office/word/2010/wordprocessingShape" mc:Ignorable="w14 w15 w16se w16cid w16 w16cex w16sdtdh w16sdtfl w16du wp14">
+<w:numbering xmlns:wpc="http://schemas.microsoft.com/office/word/2010/wordprocessingCanvas" xmlns:cx="http://schemas.microsoft.com/office/drawing/2014/chartex" xmlns:mc="http://schemas.openxmlformats.org/markup-compatibility/2006" xmlns:o="urn:schemas-microsoft-com:office:office" xmlns:r="http://schemas.openxmlformats.org/officeDocument/2006/relationships" xmlns:m="http://schemas.openxmlformats.org/officeDocument/2006/math" xmlns:v="urn:schemas-microsoft-com:vml" xmlns:wp14="http://schemas.microsoft.com/office/word/2010/wordprocessingDrawing" xmlns:wp="http://schemas.openxmlformats.org/drawingml/2006/wordprocessingDrawing" xmlns:w10="urn:schemas-microsoft-com:office:word" xmlns:w="http://schemas.openxmlformats.org/wordprocessingml/2006/main" xmlns:w14="http://schemas.microsoft.com/office/word/2010/wordml" xmlns:w15="http://schemas.microsoft.com/office/word/2012/wordml" xmlns:w16se="http://schemas.microsoft.com/office/word/2015/wordml/symex" xmlns:wpg="http://schemas.microsoft.com/office/word/2010/wordprocessingGroup" xmlns:wpi="http://schemas.microsoft.com/office/word/2010/wordprocessingInk" xmlns:wne="http://schemas.microsoft.com/office/word/2006/wordml" xmlns:wps="http://schemas.microsoft.com/office/word/2010/wordprocessingShape" mc:Ignorable="w14 w15 w16se wp14">
   <w:abstractNum w:abstractNumId="0" w15:restartNumberingAfterBreak="0">
     <w:nsid w:val="FFFFFF89"/>
     <w:multiLevelType w:val="singleLevel"/>
@@ -14125,146 +13767,146 @@
       </w:rPr>
     </w:lvl>
   </w:abstractNum>
-  <w:num w:numId="1" w16cid:durableId="224489415">
+  <w:num w:numId="1">
     <w:abstractNumId w:val="0"/>
   </w:num>
-  <w:num w:numId="2" w16cid:durableId="738018476">
+  <w:num w:numId="2">
     <w:abstractNumId w:val="0"/>
     <w:lvlOverride w:ilvl="0">
       <w:startOverride w:val="1"/>
     </w:lvlOverride>
   </w:num>
-  <w:num w:numId="3" w16cid:durableId="703482996">
+  <w:num w:numId="3">
     <w:abstractNumId w:val="15"/>
   </w:num>
-  <w:num w:numId="4" w16cid:durableId="793136990">
+  <w:num w:numId="4">
     <w:abstractNumId w:val="0"/>
     <w:lvlOverride w:ilvl="0">
       <w:startOverride w:val="1"/>
     </w:lvlOverride>
   </w:num>
-  <w:num w:numId="5" w16cid:durableId="1669596215">
+  <w:num w:numId="5">
     <w:abstractNumId w:val="0"/>
     <w:lvlOverride w:ilvl="0">
       <w:startOverride w:val="1"/>
     </w:lvlOverride>
   </w:num>
-  <w:num w:numId="6" w16cid:durableId="404229873">
+  <w:num w:numId="6">
     <w:abstractNumId w:val="19"/>
   </w:num>
-  <w:num w:numId="7" w16cid:durableId="835265065">
+  <w:num w:numId="7">
     <w:abstractNumId w:val="22"/>
   </w:num>
-  <w:num w:numId="8" w16cid:durableId="804349646">
+  <w:num w:numId="8">
     <w:abstractNumId w:val="21"/>
   </w:num>
-  <w:num w:numId="9" w16cid:durableId="868420296">
+  <w:num w:numId="9">
     <w:abstractNumId w:val="16"/>
   </w:num>
-  <w:num w:numId="10" w16cid:durableId="1708407955">
+  <w:num w:numId="10">
     <w:abstractNumId w:val="5"/>
   </w:num>
-  <w:num w:numId="11" w16cid:durableId="261500959">
+  <w:num w:numId="11">
     <w:abstractNumId w:val="2"/>
   </w:num>
-  <w:num w:numId="12" w16cid:durableId="557863889">
+  <w:num w:numId="12">
     <w:abstractNumId w:val="18"/>
   </w:num>
-  <w:num w:numId="13" w16cid:durableId="545214592">
+  <w:num w:numId="13">
     <w:abstractNumId w:val="20"/>
   </w:num>
-  <w:num w:numId="14" w16cid:durableId="1410616232">
+  <w:num w:numId="14">
     <w:abstractNumId w:val="36"/>
   </w:num>
-  <w:num w:numId="15" w16cid:durableId="1776903146">
+  <w:num w:numId="15">
     <w:abstractNumId w:val="6"/>
   </w:num>
-  <w:num w:numId="16" w16cid:durableId="1561599625">
+  <w:num w:numId="16">
     <w:abstractNumId w:val="7"/>
   </w:num>
-  <w:num w:numId="17" w16cid:durableId="107893633">
+  <w:num w:numId="17">
     <w:abstractNumId w:val="12"/>
   </w:num>
-  <w:num w:numId="18" w16cid:durableId="101078680">
+  <w:num w:numId="18">
     <w:abstractNumId w:val="30"/>
   </w:num>
-  <w:num w:numId="19" w16cid:durableId="284849599">
+  <w:num w:numId="19">
     <w:abstractNumId w:val="31"/>
   </w:num>
-  <w:num w:numId="20" w16cid:durableId="1924142236">
+  <w:num w:numId="20">
     <w:abstractNumId w:val="28"/>
   </w:num>
-  <w:num w:numId="21" w16cid:durableId="1465781328">
+  <w:num w:numId="21">
     <w:abstractNumId w:val="4"/>
   </w:num>
-  <w:num w:numId="22" w16cid:durableId="709453887">
+  <w:num w:numId="22">
     <w:abstractNumId w:val="1"/>
   </w:num>
-  <w:num w:numId="23" w16cid:durableId="1461922851">
+  <w:num w:numId="23">
     <w:abstractNumId w:val="35"/>
   </w:num>
-  <w:num w:numId="24" w16cid:durableId="1565412441">
+  <w:num w:numId="24">
     <w:abstractNumId w:val="11"/>
   </w:num>
-  <w:num w:numId="25" w16cid:durableId="998311264">
+  <w:num w:numId="25">
     <w:abstractNumId w:val="13"/>
   </w:num>
-  <w:num w:numId="26" w16cid:durableId="1358315989">
+  <w:num w:numId="26">
     <w:abstractNumId w:val="34"/>
   </w:num>
-  <w:num w:numId="27" w16cid:durableId="389234255">
+  <w:num w:numId="27">
     <w:abstractNumId w:val="25"/>
   </w:num>
-  <w:num w:numId="28" w16cid:durableId="1714383274">
+  <w:num w:numId="28">
     <w:abstractNumId w:val="9"/>
   </w:num>
-  <w:num w:numId="29" w16cid:durableId="953750367">
+  <w:num w:numId="29">
     <w:abstractNumId w:val="37"/>
   </w:num>
-  <w:num w:numId="30" w16cid:durableId="1968658238">
+  <w:num w:numId="30">
     <w:abstractNumId w:val="32"/>
   </w:num>
-  <w:num w:numId="31" w16cid:durableId="1282760418">
+  <w:num w:numId="31">
     <w:abstractNumId w:val="14"/>
   </w:num>
-  <w:num w:numId="32" w16cid:durableId="275913479">
+  <w:num w:numId="32">
     <w:abstractNumId w:val="27"/>
   </w:num>
-  <w:num w:numId="33" w16cid:durableId="67506612">
+  <w:num w:numId="33">
     <w:abstractNumId w:val="10"/>
   </w:num>
-  <w:num w:numId="34" w16cid:durableId="747847590">
+  <w:num w:numId="34">
     <w:abstractNumId w:val="29"/>
   </w:num>
-  <w:num w:numId="35" w16cid:durableId="1735666237">
+  <w:num w:numId="35">
     <w:abstractNumId w:val="3"/>
   </w:num>
-  <w:num w:numId="36" w16cid:durableId="759301983">
+  <w:num w:numId="36">
     <w:abstractNumId w:val="24"/>
   </w:num>
-  <w:num w:numId="37" w16cid:durableId="579606134">
+  <w:num w:numId="37">
     <w:abstractNumId w:val="23"/>
     <w:lvlOverride w:ilvl="0">
       <w:startOverride w:val="1"/>
     </w:lvlOverride>
   </w:num>
-  <w:num w:numId="38" w16cid:durableId="1525903690">
+  <w:num w:numId="38">
     <w:abstractNumId w:val="33"/>
   </w:num>
-  <w:num w:numId="39" w16cid:durableId="50737963">
+  <w:num w:numId="39">
     <w:abstractNumId w:val="26"/>
   </w:num>
-  <w:num w:numId="40" w16cid:durableId="1469783451">
+  <w:num w:numId="40">
     <w:abstractNumId w:val="8"/>
   </w:num>
-  <w:num w:numId="41" w16cid:durableId="1563519887">
+  <w:num w:numId="41">
     <w:abstractNumId w:val="17"/>
   </w:num>
 </w:numbering>
 </file>
 
 <file path=word/styles.xml><?xml version="1.0" encoding="utf-8"?>
-<w:styles xmlns:mc="http://schemas.openxmlformats.org/markup-compatibility/2006" xmlns:r="http://schemas.openxmlformats.org/officeDocument/2006/relationships" xmlns:w="http://schemas.openxmlformats.org/wordprocessingml/2006/main" xmlns:w14="http://schemas.microsoft.com/office/word/2010/wordml" xmlns:w15="http://schemas.microsoft.com/office/word/2012/wordml" xmlns:w16cex="http://schemas.microsoft.com/office/word/2018/wordml/cex" xmlns:w16cid="http://schemas.microsoft.com/office/word/2016/wordml/cid" xmlns:w16="http://schemas.microsoft.com/office/word/2018/wordml" xmlns:w16du="http://schemas.microsoft.com/office/word/2023/wordml/word16du" xmlns:w16sdtdh="http://schemas.microsoft.com/office/word/2020/wordml/sdtdatahash" xmlns:w16sdtfl="http://schemas.microsoft.com/office/word/2024/wordml/sdtformatlock" xmlns:w16se="http://schemas.microsoft.com/office/word/2015/wordml/symex" mc:Ignorable="w14 w15 w16se w16cid w16 w16cex w16sdtdh w16sdtfl w16du">
+<w:styles xmlns:mc="http://schemas.openxmlformats.org/markup-compatibility/2006" xmlns:r="http://schemas.openxmlformats.org/officeDocument/2006/relationships" xmlns:w="http://schemas.openxmlformats.org/wordprocessingml/2006/main" xmlns:w14="http://schemas.microsoft.com/office/word/2010/wordml" xmlns:w15="http://schemas.microsoft.com/office/word/2012/wordml" xmlns:w16se="http://schemas.microsoft.com/office/word/2015/wordml/symex" mc:Ignorable="w14 w15 w16se">
   <w:docDefaults>
     <w:rPrDefault>
       <w:rPr>
@@ -14279,7 +13921,7 @@
       </w:pPr>
     </w:pPrDefault>
   </w:docDefaults>
-  <w:latentStyles w:defLockedState="0" w:defUIPriority="99" w:defSemiHidden="0" w:defUnhideWhenUsed="0" w:defQFormat="0" w:count="376">
+  <w:latentStyles w:defLockedState="0" w:defUIPriority="99" w:defSemiHidden="0" w:defUnhideWhenUsed="0" w:defQFormat="0" w:count="371">
     <w:lsdException w:name="Normal" w:uiPriority="0" w:qFormat="1"/>
     <w:lsdException w:name="heading 1" w:uiPriority="9" w:qFormat="1"/>
     <w:lsdException w:name="heading 2" w:semiHidden="1" w:uiPriority="9" w:unhideWhenUsed="1" w:qFormat="1"/>
@@ -14651,11 +14293,6 @@
     <w:lsdException w:name="List Table 5 Dark Accent 6" w:uiPriority="50"/>
     <w:lsdException w:name="List Table 6 Colorful Accent 6" w:uiPriority="51"/>
     <w:lsdException w:name="List Table 7 Colorful Accent 6" w:uiPriority="52"/>
-    <w:lsdException w:name="Mention" w:semiHidden="1" w:unhideWhenUsed="1"/>
-    <w:lsdException w:name="Smart Hyperlink" w:semiHidden="1" w:unhideWhenUsed="1"/>
-    <w:lsdException w:name="Hashtag" w:semiHidden="1" w:unhideWhenUsed="1"/>
-    <w:lsdException w:name="Unresolved Mention" w:semiHidden="1" w:unhideWhenUsed="1"/>
-    <w:lsdException w:name="Smart Link" w:semiHidden="1" w:unhideWhenUsed="1"/>
   </w:latentStyles>
   <w:style w:type="paragraph" w:default="1" w:styleId="Normal">
     <w:name w:val="Normal"/>
@@ -14755,6 +14392,7 @@
   <w:style w:type="character" w:default="1" w:styleId="DefaultParagraphFont">
     <w:name w:val="Default Paragraph Font"/>
     <w:uiPriority w:val="1"/>
+    <w:semiHidden/>
     <w:unhideWhenUsed/>
   </w:style>
   <w:style w:type="table" w:default="1" w:styleId="TableNormal">
@@ -15686,7 +15324,7 @@
 </file>
 
 <file path=word/glossary/document.xml><?xml version="1.0" encoding="utf-8"?>
-<w:glossaryDocument xmlns:wpc="http://schemas.microsoft.com/office/word/2010/wordprocessingCanvas" xmlns:cx="http://schemas.microsoft.com/office/drawing/2014/chartex" xmlns:cx1="http://schemas.microsoft.com/office/drawing/2015/9/8/chartex" xmlns:cx2="http://schemas.microsoft.com/office/drawing/2015/10/21/chartex" xmlns:cx3="http://schemas.microsoft.com/office/drawing/2016/5/9/chartex" xmlns:cx4="http://schemas.microsoft.com/office/drawing/2016/5/10/chartex" xmlns:cx5="http://schemas.microsoft.com/office/drawing/2016/5/11/chartex" xmlns:cx6="http://schemas.microsoft.com/office/drawing/2016/5/12/chartex" xmlns:cx7="http://schemas.microsoft.com/office/drawing/2016/5/13/chartex" xmlns:cx8="http://schemas.microsoft.com/office/drawing/2016/5/14/chartex" xmlns:mc="http://schemas.openxmlformats.org/markup-compatibility/2006" xmlns:aink="http://schemas.microsoft.com/office/drawing/2016/ink" xmlns:am3d="http://schemas.microsoft.com/office/drawing/2017/model3d" xmlns:o="urn:schemas-microsoft-com:office:office" xmlns:oel="http://schemas.microsoft.com/office/2019/extlst" xmlns:r="http://schemas.openxmlformats.org/officeDocument/2006/relationships" xmlns:m="http://schemas.openxmlformats.org/officeDocument/2006/math" xmlns:v="urn:schemas-microsoft-com:vml" xmlns:wp14="http://schemas.microsoft.com/office/word/2010/wordprocessingDrawing" xmlns:wp="http://schemas.openxmlformats.org/drawingml/2006/wordprocessingDrawing" xmlns:w10="urn:schemas-microsoft-com:office:word" xmlns:w="http://schemas.openxmlformats.org/wordprocessingml/2006/main" xmlns:w14="http://schemas.microsoft.com/office/word/2010/wordml" xmlns:w15="http://schemas.microsoft.com/office/word/2012/wordml" xmlns:w16cex="http://schemas.microsoft.com/office/word/2018/wordml/cex" xmlns:w16cid="http://schemas.microsoft.com/office/word/2016/wordml/cid" xmlns:w16="http://schemas.microsoft.com/office/word/2018/wordml" xmlns:w16du="http://schemas.microsoft.com/office/word/2023/wordml/word16du" xmlns:w16sdtdh="http://schemas.microsoft.com/office/word/2020/wordml/sdtdatahash" xmlns:w16sdtfl="http://schemas.microsoft.com/office/word/2024/wordml/sdtformatlock" xmlns:w16se="http://schemas.microsoft.com/office/word/2015/wordml/symex" xmlns:wpg="http://schemas.microsoft.com/office/word/2010/wordprocessingGroup" xmlns:wpi="http://schemas.microsoft.com/office/word/2010/wordprocessingInk" xmlns:wne="http://schemas.microsoft.com/office/word/2006/wordml" xmlns:wps="http://schemas.microsoft.com/office/word/2010/wordprocessingShape" mc:Ignorable="w14 w15 w16se w16cid w16 w16cex w16sdtdh w16sdtfl w16du wp14">
+<w:glossaryDocument xmlns:wpc="http://schemas.microsoft.com/office/word/2010/wordprocessingCanvas" xmlns:cx="http://schemas.microsoft.com/office/drawing/2014/chartex" xmlns:mc="http://schemas.openxmlformats.org/markup-compatibility/2006" xmlns:o="urn:schemas-microsoft-com:office:office" xmlns:r="http://schemas.openxmlformats.org/officeDocument/2006/relationships" xmlns:m="http://schemas.openxmlformats.org/officeDocument/2006/math" xmlns:v="urn:schemas-microsoft-com:vml" xmlns:wp14="http://schemas.microsoft.com/office/word/2010/wordprocessingDrawing" xmlns:wp="http://schemas.openxmlformats.org/drawingml/2006/wordprocessingDrawing" xmlns:w10="urn:schemas-microsoft-com:office:word" xmlns:w="http://schemas.openxmlformats.org/wordprocessingml/2006/main" xmlns:w14="http://schemas.microsoft.com/office/word/2010/wordml" xmlns:w15="http://schemas.microsoft.com/office/word/2012/wordml" xmlns:w16se="http://schemas.microsoft.com/office/word/2015/wordml/symex" xmlns:wpg="http://schemas.microsoft.com/office/word/2010/wordprocessingGroup" xmlns:wpi="http://schemas.microsoft.com/office/word/2010/wordprocessingInk" xmlns:wne="http://schemas.microsoft.com/office/word/2006/wordml" xmlns:wps="http://schemas.microsoft.com/office/word/2010/wordprocessingShape" mc:Ignorable="w14 w15 w16se wp14">
   <w:docParts>
     <w:docPart>
       <w:docPartPr>
@@ -15771,7 +15409,7 @@
 </file>
 
 <file path=word/glossary/fontTable.xml><?xml version="1.0" encoding="utf-8"?>
-<w:fonts xmlns:mc="http://schemas.openxmlformats.org/markup-compatibility/2006" xmlns:r="http://schemas.openxmlformats.org/officeDocument/2006/relationships" xmlns:w="http://schemas.openxmlformats.org/wordprocessingml/2006/main" xmlns:w14="http://schemas.microsoft.com/office/word/2010/wordml" xmlns:w15="http://schemas.microsoft.com/office/word/2012/wordml" xmlns:w16cex="http://schemas.microsoft.com/office/word/2018/wordml/cex" xmlns:w16cid="http://schemas.microsoft.com/office/word/2016/wordml/cid" xmlns:w16="http://schemas.microsoft.com/office/word/2018/wordml" xmlns:w16du="http://schemas.microsoft.com/office/word/2023/wordml/word16du" xmlns:w16sdtdh="http://schemas.microsoft.com/office/word/2020/wordml/sdtdatahash" xmlns:w16sdtfl="http://schemas.microsoft.com/office/word/2024/wordml/sdtformatlock" xmlns:w16se="http://schemas.microsoft.com/office/word/2015/wordml/symex" mc:Ignorable="w14 w15 w16se w16cid w16 w16cex w16sdtdh w16sdtfl w16du">
+<w:fonts xmlns:mc="http://schemas.openxmlformats.org/markup-compatibility/2006" xmlns:r="http://schemas.openxmlformats.org/officeDocument/2006/relationships" xmlns:w="http://schemas.openxmlformats.org/wordprocessingml/2006/main" xmlns:w14="http://schemas.microsoft.com/office/word/2010/wordml" xmlns:w15="http://schemas.microsoft.com/office/word/2012/wordml" xmlns:w16se="http://schemas.microsoft.com/office/word/2015/wordml/symex" mc:Ignorable="w14 w15 w16se">
   <w:font w:name="Cambria">
     <w:panose1 w:val="02040503050406030204"/>
     <w:charset w:val="00"/>
@@ -15836,17 +15474,25 @@
     <w:sig w:usb0="E1002EFF" w:usb1="C000605B" w:usb2="00000029" w:usb3="00000000" w:csb0="000101FF" w:csb1="00000000"/>
   </w:font>
   <w:font w:name="Aptos">
+    <w:altName w:val="Arial"/>
     <w:charset w:val="00"/>
     <w:family w:val="swiss"/>
     <w:pitch w:val="variable"/>
-    <w:sig w:usb0="20000287" w:usb1="00000003" w:usb2="00000000" w:usb3="00000000" w:csb0="0000019F" w:csb1="00000000"/>
+    <w:sig w:usb0="00000001" w:usb1="00000003" w:usb2="00000000" w:usb3="00000000" w:csb0="0000019F" w:csb1="00000000"/>
   </w:font>
   <w:font w:name="Segoe UI Emoji">
     <w:panose1 w:val="020B0502040204020203"/>
     <w:charset w:val="00"/>
     <w:family w:val="swiss"/>
     <w:pitch w:val="variable"/>
-    <w:sig w:usb0="00000003" w:usb1="02000000" w:usb2="00000000" w:usb3="00000000" w:csb0="00000001" w:csb1="00000000"/>
+    <w:sig w:usb0="00000003" w:usb1="02000000" w:usb2="08000000" w:usb3="00000000" w:csb0="00000001" w:csb1="00000000"/>
+  </w:font>
+  <w:font w:name="Calibri">
+    <w:panose1 w:val="020F0502020204030204"/>
+    <w:charset w:val="00"/>
+    <w:family w:val="swiss"/>
+    <w:pitch w:val="variable"/>
+    <w:sig w:usb0="E4002EFF" w:usb1="C200247B" w:usb2="00000009" w:usb3="00000000" w:csb0="000001FF" w:csb1="00000000"/>
   </w:font>
   <w:font w:name="Yu Mincho">
     <w:charset w:val="80"/>
@@ -15861,17 +15507,18 @@
     <w:pitch w:val="variable"/>
     <w:sig w:usb0="E00002FF" w:usb1="2AC7FDFF" w:usb2="00000016" w:usb3="00000000" w:csb0="0002009F" w:csb1="00000000"/>
   </w:font>
-  <w:font w:name="Aptos Display">
+  <w:font w:name="Calibri Light">
+    <w:panose1 w:val="020F0302020204030204"/>
     <w:charset w:val="00"/>
     <w:family w:val="swiss"/>
     <w:pitch w:val="variable"/>
-    <w:sig w:usb0="20000287" w:usb1="00000003" w:usb2="00000000" w:usb3="00000000" w:csb0="0000019F" w:csb1="00000000"/>
+    <w:sig w:usb0="E4002EFF" w:usb1="C200247B" w:usb2="00000009" w:usb3="00000000" w:csb0="000001FF" w:csb1="00000000"/>
   </w:font>
 </w:fonts>
 </file>
 
 <file path=word/glossary/numbering.xml><?xml version="1.0" encoding="utf-8"?>
-<w:numbering xmlns:wpc="http://schemas.microsoft.com/office/word/2010/wordprocessingCanvas" xmlns:cx="http://schemas.microsoft.com/office/drawing/2014/chartex" xmlns:cx1="http://schemas.microsoft.com/office/drawing/2015/9/8/chartex" xmlns:cx2="http://schemas.microsoft.com/office/drawing/2015/10/21/chartex" xmlns:cx3="http://schemas.microsoft.com/office/drawing/2016/5/9/chartex" xmlns:cx4="http://schemas.microsoft.com/office/drawing/2016/5/10/chartex" xmlns:cx5="http://schemas.microsoft.com/office/drawing/2016/5/11/chartex" xmlns:cx6="http://schemas.microsoft.com/office/drawing/2016/5/12/chartex" xmlns:cx7="http://schemas.microsoft.com/office/drawing/2016/5/13/chartex" xmlns:cx8="http://schemas.microsoft.com/office/drawing/2016/5/14/chartex" xmlns:mc="http://schemas.openxmlformats.org/markup-compatibility/2006" xmlns:aink="http://schemas.microsoft.com/office/drawing/2016/ink" xmlns:am3d="http://schemas.microsoft.com/office/drawing/2017/model3d" xmlns:o="urn:schemas-microsoft-com:office:office" xmlns:oel="http://schemas.microsoft.com/office/2019/extlst" xmlns:r="http://schemas.openxmlformats.org/officeDocument/2006/relationships" xmlns:m="http://schemas.openxmlformats.org/officeDocument/2006/math" xmlns:v="urn:schemas-microsoft-com:vml" xmlns:wp14="http://schemas.microsoft.com/office/word/2010/wordprocessingDrawing" xmlns:wp="http://schemas.openxmlformats.org/drawingml/2006/wordprocessingDrawing" xmlns:w10="urn:schemas-microsoft-com:office:word" xmlns:w="http://schemas.openxmlformats.org/wordprocessingml/2006/main" xmlns:w14="http://schemas.microsoft.com/office/word/2010/wordml" xmlns:w15="http://schemas.microsoft.com/office/word/2012/wordml" xmlns:w16cex="http://schemas.microsoft.com/office/word/2018/wordml/cex" xmlns:w16cid="http://schemas.microsoft.com/office/word/2016/wordml/cid" xmlns:w16="http://schemas.microsoft.com/office/word/2018/wordml" xmlns:w16du="http://schemas.microsoft.com/office/word/2023/wordml/word16du" xmlns:w16sdtdh="http://schemas.microsoft.com/office/word/2020/wordml/sdtdatahash" xmlns:w16sdtfl="http://schemas.microsoft.com/office/word/2024/wordml/sdtformatlock" xmlns:w16se="http://schemas.microsoft.com/office/word/2015/wordml/symex" xmlns:wpg="http://schemas.microsoft.com/office/word/2010/wordprocessingGroup" xmlns:wpi="http://schemas.microsoft.com/office/word/2010/wordprocessingInk" xmlns:wne="http://schemas.microsoft.com/office/word/2006/wordml" xmlns:wps="http://schemas.microsoft.com/office/word/2010/wordprocessingShape" mc:Ignorable="w14 w15 w16se w16cid w16 w16cex w16sdtdh w16sdtfl w16du wp14">
+<w:numbering xmlns:wpc="http://schemas.microsoft.com/office/word/2010/wordprocessingCanvas" xmlns:cx="http://schemas.microsoft.com/office/drawing/2014/chartex" xmlns:mc="http://schemas.openxmlformats.org/markup-compatibility/2006" xmlns:o="urn:schemas-microsoft-com:office:office" xmlns:r="http://schemas.openxmlformats.org/officeDocument/2006/relationships" xmlns:m="http://schemas.openxmlformats.org/officeDocument/2006/math" xmlns:v="urn:schemas-microsoft-com:vml" xmlns:wp14="http://schemas.microsoft.com/office/word/2010/wordprocessingDrawing" xmlns:wp="http://schemas.openxmlformats.org/drawingml/2006/wordprocessingDrawing" xmlns:w10="urn:schemas-microsoft-com:office:word" xmlns:w="http://schemas.openxmlformats.org/wordprocessingml/2006/main" xmlns:w14="http://schemas.microsoft.com/office/word/2010/wordml" xmlns:w15="http://schemas.microsoft.com/office/word/2012/wordml" xmlns:w16se="http://schemas.microsoft.com/office/word/2015/wordml/symex" xmlns:wpg="http://schemas.microsoft.com/office/word/2010/wordprocessingGroup" xmlns:wpi="http://schemas.microsoft.com/office/word/2010/wordprocessingInk" xmlns:wne="http://schemas.microsoft.com/office/word/2006/wordml" xmlns:wps="http://schemas.microsoft.com/office/word/2010/wordprocessingShape" mc:Ignorable="w14 w15 w16se wp14">
   <w:abstractNum w:abstractNumId="0" w15:restartNumberingAfterBreak="0">
     <w:nsid w:val="FFFFFF89"/>
     <w:multiLevelType w:val="singleLevel"/>
@@ -15887,18 +15534,18 @@
       </w:pPr>
       <w:rPr>
         <w:rFonts w:ascii="Cambria" w:hAnsi="Cambria" w:hint="default"/>
-        <w:color w:val="156082" w:themeColor="accent1"/>
+        <w:color w:val="5B9BD5" w:themeColor="accent1"/>
       </w:rPr>
     </w:lvl>
   </w:abstractNum>
-  <w:num w:numId="1" w16cid:durableId="224876750">
+  <w:num w:numId="1">
     <w:abstractNumId w:val="0"/>
   </w:num>
 </w:numbering>
 </file>
 
 <file path=word/glossary/settings.xml><?xml version="1.0" encoding="utf-8"?>
-<w:settings xmlns:mc="http://schemas.openxmlformats.org/markup-compatibility/2006" xmlns:o="urn:schemas-microsoft-com:office:office" xmlns:r="http://schemas.openxmlformats.org/officeDocument/2006/relationships" xmlns:m="http://schemas.openxmlformats.org/officeDocument/2006/math" xmlns:v="urn:schemas-microsoft-com:vml" xmlns:w10="urn:schemas-microsoft-com:office:word" xmlns:w="http://schemas.openxmlformats.org/wordprocessingml/2006/main" xmlns:w14="http://schemas.microsoft.com/office/word/2010/wordml" xmlns:w15="http://schemas.microsoft.com/office/word/2012/wordml" xmlns:w16cex="http://schemas.microsoft.com/office/word/2018/wordml/cex" xmlns:w16cid="http://schemas.microsoft.com/office/word/2016/wordml/cid" xmlns:w16="http://schemas.microsoft.com/office/word/2018/wordml" xmlns:w16du="http://schemas.microsoft.com/office/word/2023/wordml/word16du" xmlns:w16sdtdh="http://schemas.microsoft.com/office/word/2020/wordml/sdtdatahash" xmlns:w16sdtfl="http://schemas.microsoft.com/office/word/2024/wordml/sdtformatlock" xmlns:w16se="http://schemas.microsoft.com/office/word/2015/wordml/symex" xmlns:sl="http://schemas.openxmlformats.org/schemaLibrary/2006/main" mc:Ignorable="w14 w15 w16se w16cid w16 w16cex w16sdtdh w16sdtfl w16du">
+<w:settings xmlns:mc="http://schemas.openxmlformats.org/markup-compatibility/2006" xmlns:o="urn:schemas-microsoft-com:office:office" xmlns:r="http://schemas.openxmlformats.org/officeDocument/2006/relationships" xmlns:m="http://schemas.openxmlformats.org/officeDocument/2006/math" xmlns:v="urn:schemas-microsoft-com:vml" xmlns:w10="urn:schemas-microsoft-com:office:word" xmlns:w="http://schemas.openxmlformats.org/wordprocessingml/2006/main" xmlns:w14="http://schemas.microsoft.com/office/word/2010/wordml" xmlns:w15="http://schemas.microsoft.com/office/word/2012/wordml" xmlns:w16se="http://schemas.microsoft.com/office/word/2015/wordml/symex" xmlns:sl="http://schemas.openxmlformats.org/schemaLibrary/2006/main" mc:Ignorable="w14 w15 w16se">
   <w:view w:val="normal"/>
   <w:defaultTabStop w:val="720"/>
   <w:characterSpacingControl w:val="doNotCompress"/>
@@ -15909,7 +15556,6 @@
     <w:compatSetting w:name="enableOpenTypeFeatures" w:uri="http://schemas.microsoft.com/office/word" w:val="1"/>
     <w:compatSetting w:name="doNotFlipMirrorIndents" w:uri="http://schemas.microsoft.com/office/word" w:val="1"/>
     <w:compatSetting w:name="differentiateMultirowTableHeaders" w:uri="http://schemas.microsoft.com/office/word" w:val="1"/>
-    <w:compatSetting w:name="useWord2013TrackBottomHyphenation" w:uri="http://schemas.microsoft.com/office/word" w:val="1"/>
   </w:compat>
   <w:rsids>
     <w:rsidRoot w:val="00324ACF"/>
@@ -15942,6 +15588,7 @@
     <w:rsid w:val="00CC6F9F"/>
     <w:rsid w:val="00D248BA"/>
     <w:rsid w:val="00D56FB7"/>
+    <w:rsid w:val="00DA1530"/>
     <w:rsid w:val="00E552F8"/>
     <w:rsid w:val="00F83458"/>
   </w:rsids>
@@ -15967,7 +15614,7 @@
 </file>
 
 <file path=word/glossary/styles.xml><?xml version="1.0" encoding="utf-8"?>
-<w:styles xmlns:mc="http://schemas.openxmlformats.org/markup-compatibility/2006" xmlns:r="http://schemas.openxmlformats.org/officeDocument/2006/relationships" xmlns:w="http://schemas.openxmlformats.org/wordprocessingml/2006/main" xmlns:w14="http://schemas.microsoft.com/office/word/2010/wordml" xmlns:w15="http://schemas.microsoft.com/office/word/2012/wordml" xmlns:w16cex="http://schemas.microsoft.com/office/word/2018/wordml/cex" xmlns:w16cid="http://schemas.microsoft.com/office/word/2016/wordml/cid" xmlns:w16="http://schemas.microsoft.com/office/word/2018/wordml" xmlns:w16du="http://schemas.microsoft.com/office/word/2023/wordml/word16du" xmlns:w16sdtdh="http://schemas.microsoft.com/office/word/2020/wordml/sdtdatahash" xmlns:w16sdtfl="http://schemas.microsoft.com/office/word/2024/wordml/sdtformatlock" xmlns:w16se="http://schemas.microsoft.com/office/word/2015/wordml/symex" mc:Ignorable="w14 w15 w16se w16cid w16 w16cex w16sdtdh w16sdtfl w16du">
+<w:styles xmlns:mc="http://schemas.openxmlformats.org/markup-compatibility/2006" xmlns:r="http://schemas.openxmlformats.org/officeDocument/2006/relationships" xmlns:w="http://schemas.openxmlformats.org/wordprocessingml/2006/main" xmlns:w14="http://schemas.microsoft.com/office/word/2010/wordml" xmlns:w15="http://schemas.microsoft.com/office/word/2012/wordml" xmlns:w16se="http://schemas.microsoft.com/office/word/2015/wordml/symex" mc:Ignorable="w14 w15 w16se">
   <w:docDefaults>
     <w:rPrDefault>
       <w:rPr>
@@ -15983,7 +15630,7 @@
       </w:pPr>
     </w:pPrDefault>
   </w:docDefaults>
-  <w:latentStyles w:defLockedState="0" w:defUIPriority="99" w:defSemiHidden="0" w:defUnhideWhenUsed="0" w:defQFormat="0" w:count="376">
+  <w:latentStyles w:defLockedState="0" w:defUIPriority="99" w:defSemiHidden="0" w:defUnhideWhenUsed="0" w:defQFormat="0" w:count="371">
     <w:lsdException w:name="Normal" w:uiPriority="0" w:qFormat="1"/>
     <w:lsdException w:name="heading 1" w:uiPriority="9" w:qFormat="1"/>
     <w:lsdException w:name="heading 2" w:semiHidden="1" w:uiPriority="9" w:unhideWhenUsed="1" w:qFormat="1"/>
@@ -16355,11 +16002,6 @@
     <w:lsdException w:name="List Table 5 Dark Accent 6" w:uiPriority="50"/>
     <w:lsdException w:name="List Table 6 Colorful Accent 6" w:uiPriority="51"/>
     <w:lsdException w:name="List Table 7 Colorful Accent 6" w:uiPriority="52"/>
-    <w:lsdException w:name="Mention" w:semiHidden="1" w:unhideWhenUsed="1"/>
-    <w:lsdException w:name="Smart Hyperlink" w:semiHidden="1" w:unhideWhenUsed="1"/>
-    <w:lsdException w:name="Hashtag" w:semiHidden="1" w:unhideWhenUsed="1"/>
-    <w:lsdException w:name="Unresolved Mention" w:semiHidden="1" w:unhideWhenUsed="1"/>
-    <w:lsdException w:name="Smart Link" w:semiHidden="1" w:unhideWhenUsed="1"/>
   </w:latentStyles>
   <w:style w:type="paragraph" w:default="1" w:styleId="Normal">
     <w:name w:val="Normal"/>
@@ -16434,7 +16076,7 @@
 </file>
 
 <file path=word/glossary/webSettings.xml><?xml version="1.0" encoding="utf-8"?>
-<w:webSettings xmlns:mc="http://schemas.openxmlformats.org/markup-compatibility/2006" xmlns:r="http://schemas.openxmlformats.org/officeDocument/2006/relationships" xmlns:w="http://schemas.openxmlformats.org/wordprocessingml/2006/main" xmlns:w14="http://schemas.microsoft.com/office/word/2010/wordml" xmlns:w15="http://schemas.microsoft.com/office/word/2012/wordml" xmlns:w16cex="http://schemas.microsoft.com/office/word/2018/wordml/cex" xmlns:w16cid="http://schemas.microsoft.com/office/word/2016/wordml/cid" xmlns:w16="http://schemas.microsoft.com/office/word/2018/wordml" xmlns:w16du="http://schemas.microsoft.com/office/word/2023/wordml/word16du" xmlns:w16sdtdh="http://schemas.microsoft.com/office/word/2020/wordml/sdtdatahash" xmlns:w16sdtfl="http://schemas.microsoft.com/office/word/2024/wordml/sdtformatlock" xmlns:w16se="http://schemas.microsoft.com/office/word/2015/wordml/symex" mc:Ignorable="w14 w15 w16se w16cid w16 w16cex w16sdtdh w16sdtfl w16du">
+<w:webSettings xmlns:mc="http://schemas.openxmlformats.org/markup-compatibility/2006" xmlns:r="http://schemas.openxmlformats.org/officeDocument/2006/relationships" xmlns:w="http://schemas.openxmlformats.org/wordprocessingml/2006/main" xmlns:w14="http://schemas.microsoft.com/office/word/2010/wordml" xmlns:w15="http://schemas.microsoft.com/office/word/2012/wordml" xmlns:w16se="http://schemas.microsoft.com/office/word/2015/wordml/symex" mc:Ignorable="w14 w15 w16se">
   <w:optimizeForBrowser/>
   <w:allowPNG/>
 </w:webSettings>
@@ -16768,16 +16410,16 @@
 </file>
 
 <file path=customXml/item2.xml><?xml version="1.0" encoding="utf-8"?>
-<b:Sources xmlns:b="http://schemas.openxmlformats.org/officeDocument/2006/bibliography" SelectedStyle="\APA.XSL" StyleName="APA"/>
-</file>
-
-<file path=customXml/item3.xml><?xml version="1.0" encoding="utf-8"?>
 <?mso-contentType ?>
 <FormTemplates xmlns="http://schemas.microsoft.com/sharepoint/v3/contenttype/forms">
   <Display>DocumentLibraryForm</Display>
   <Edit>AssetEditForm</Edit>
   <New>DocumentLibraryForm</New>
 </FormTemplates>
+</file>
+
+<file path=customXml/item3.xml><?xml version="1.0" encoding="utf-8"?>
+<b:Sources xmlns:b="http://schemas.openxmlformats.org/officeDocument/2006/bibliography" SelectedStyle="\APA.XSL" StyleName="APA"/>
 </file>
 
 <file path=customXml/itemProps1.xml><?xml version="1.0" encoding="utf-8"?>
@@ -16789,17 +16431,17 @@
 </file>
 
 <file path=customXml/itemProps2.xml><?xml version="1.0" encoding="utf-8"?>
-<ds:datastoreItem xmlns:ds="http://schemas.openxmlformats.org/officeDocument/2006/customXml" ds:itemID="{2EBFC635-539B-47E8-AB5A-900F91B68549}">
+<ds:datastoreItem xmlns:ds="http://schemas.openxmlformats.org/officeDocument/2006/customXml" ds:itemID="{E34C63B7-A026-4A37-9535-4FBB4C03A11D}">
   <ds:schemaRefs>
-    <ds:schemaRef ds:uri="http://schemas.openxmlformats.org/officeDocument/2006/bibliography"/>
+    <ds:schemaRef ds:uri="http://schemas.microsoft.com/sharepoint/v3/contenttype/forms"/>
   </ds:schemaRefs>
 </ds:datastoreItem>
 </file>
 
 <file path=customXml/itemProps3.xml><?xml version="1.0" encoding="utf-8"?>
-<ds:datastoreItem xmlns:ds="http://schemas.openxmlformats.org/officeDocument/2006/customXml" ds:itemID="{E34C63B7-A026-4A37-9535-4FBB4C03A11D}">
+<ds:datastoreItem xmlns:ds="http://schemas.openxmlformats.org/officeDocument/2006/customXml" ds:itemID="{9376A91D-940D-4B80-A9F4-6666FD7436C1}">
   <ds:schemaRefs>
-    <ds:schemaRef ds:uri="http://schemas.microsoft.com/sharepoint/v3/contenttype/forms"/>
+    <ds:schemaRef ds:uri="http://schemas.openxmlformats.org/officeDocument/2006/bibliography"/>
   </ds:schemaRefs>
 </ds:datastoreItem>
 </file>